--- a/Report/2142851 김형준 딥러닝 리포트.docx
+++ b/Report/2142851 김형준 딥러닝 리포트.docx
@@ -212,7 +212,6 @@
             <w:pPr>
               <w:jc w:val="center"/>
               <w:rPr>
-                <w:rFonts w:hint="eastAsia"/>
                 <w:b/>
                 <w:bCs/>
               </w:rPr>
@@ -300,9 +299,6 @@
             <w:pPr>
               <w:keepNext/>
               <w:jc w:val="center"/>
-              <w:rPr>
-                <w:rFonts w:hint="eastAsia"/>
-              </w:rPr>
             </w:pPr>
             <w:r>
               <w:rPr>
@@ -528,9 +524,6 @@
         <w:wordWrap/>
         <w:autoSpaceDE/>
         <w:autoSpaceDN/>
-        <w:rPr>
-          <w:rFonts w:hint="eastAsia"/>
-        </w:rPr>
       </w:pPr>
       <w:r>
         <w:rPr>
@@ -633,6 +626,9 @@
         <w:br/>
       </w:r>
       <w:r>
+        <w:rPr>
+          <w:noProof/>
+        </w:rPr>
         <w:drawing>
           <wp:inline distT="0" distB="0" distL="0" distR="0" wp14:anchorId="521AFA0A" wp14:editId="47CA8AD2">
             <wp:extent cx="4490312" cy="734290"/>
@@ -720,6 +716,9 @@
         <w:br/>
       </w:r>
       <w:r>
+        <w:rPr>
+          <w:noProof/>
+        </w:rPr>
         <w:drawing>
           <wp:inline distT="0" distB="0" distL="0" distR="0" wp14:anchorId="7918F74A" wp14:editId="62F5F9B7">
             <wp:extent cx="2235200" cy="202382"/>
@@ -771,9 +770,6 @@
         <w:wordWrap/>
         <w:autoSpaceDE/>
         <w:autoSpaceDN/>
-        <w:rPr>
-          <w:rFonts w:hint="eastAsia"/>
-        </w:rPr>
       </w:pPr>
       <w:r>
         <w:rPr>
@@ -831,6 +827,9 @@
         <w:br/>
       </w:r>
       <w:r>
+        <w:rPr>
+          <w:noProof/>
+        </w:rPr>
         <w:drawing>
           <wp:inline distT="0" distB="0" distL="0" distR="0" wp14:anchorId="2C8A59FC" wp14:editId="1B928E94">
             <wp:extent cx="4150414" cy="960582"/>
@@ -914,6 +913,333 @@
         <w:t>Denoising 성능 확인</w:t>
       </w:r>
     </w:p>
+    <w:tbl>
+      <w:tblPr>
+        <w:tblStyle w:val="aa"/>
+        <w:tblpPr w:leftFromText="142" w:rightFromText="142" w:vertAnchor="text" w:horzAnchor="margin" w:tblpY="55"/>
+        <w:tblW w:w="0" w:type="auto"/>
+        <w:tblLook w:val="04A0" w:firstRow="1" w:lastRow="0" w:firstColumn="1" w:lastColumn="0" w:noHBand="0" w:noVBand="1"/>
+      </w:tblPr>
+      <w:tblGrid>
+        <w:gridCol w:w="4523"/>
+        <w:gridCol w:w="4493"/>
+      </w:tblGrid>
+      <w:tr>
+        <w:tc>
+          <w:tcPr>
+            <w:tcW w:w="4523" w:type="dxa"/>
+            <w:shd w:val="clear" w:color="auto" w:fill="D9D9D9" w:themeFill="background1" w:themeFillShade="D9"/>
+          </w:tcPr>
+          <w:p>
+            <w:pPr>
+              <w:jc w:val="center"/>
+              <w:rPr>
+                <w:rFonts w:hint="eastAsia"/>
+                <w:b/>
+                <w:bCs/>
+              </w:rPr>
+            </w:pPr>
+            <w:r>
+              <w:rPr>
+                <w:rFonts w:hint="eastAsia"/>
+                <w:b/>
+                <w:bCs/>
+              </w:rPr>
+              <w:t xml:space="preserve">Denoising </w:t>
+            </w:r>
+            <w:r>
+              <w:rPr>
+                <w:rFonts w:hint="eastAsia"/>
+                <w:b/>
+                <w:bCs/>
+              </w:rPr>
+              <w:t>A</w:t>
+            </w:r>
+            <w:r>
+              <w:rPr>
+                <w:rFonts w:hint="eastAsia"/>
+                <w:b/>
+                <w:bCs/>
+              </w:rPr>
+              <w:t>utoencoder</w:t>
+            </w:r>
+          </w:p>
+        </w:tc>
+        <w:tc>
+          <w:tcPr>
+            <w:tcW w:w="4493" w:type="dxa"/>
+            <w:shd w:val="clear" w:color="auto" w:fill="D9D9D9" w:themeFill="background1" w:themeFillShade="D9"/>
+          </w:tcPr>
+          <w:p>
+            <w:pPr>
+              <w:jc w:val="center"/>
+              <w:rPr>
+                <w:rFonts w:hint="eastAsia"/>
+                <w:b/>
+                <w:bCs/>
+              </w:rPr>
+            </w:pPr>
+            <w:r>
+              <w:rPr>
+                <w:rFonts w:hint="eastAsia"/>
+                <w:b/>
+                <w:bCs/>
+              </w:rPr>
+              <w:t>Noised Imaged 입력</w:t>
+            </w:r>
+          </w:p>
+        </w:tc>
+      </w:tr>
+      <w:tr>
+        <w:tc>
+          <w:tcPr>
+            <w:tcW w:w="4523" w:type="dxa"/>
+          </w:tcPr>
+          <w:p>
+            <w:pPr>
+              <w:rPr>
+                <w:rFonts w:hint="eastAsia"/>
+              </w:rPr>
+            </w:pPr>
+            <w:r>
+              <w:rPr>
+                <w:rFonts w:hint="eastAsia"/>
+                <w:noProof/>
+              </w:rPr>
+              <w:drawing>
+                <wp:inline distT="0" distB="0" distL="0" distR="0" wp14:anchorId="10EA9200" wp14:editId="613683F7">
+                  <wp:extent cx="2738437" cy="1621235"/>
+                  <wp:effectExtent l="0" t="0" r="5080" b="0"/>
+                  <wp:docPr id="548407397" name="그림 2" descr="텍스트, 폰트, 스크린샷, 흑백이(가) 표시된 사진&#10;&#10;AI 생성 콘텐츠는 정확하지 않을 수 있습니다."/>
+                  <wp:cNvGraphicFramePr>
+                    <a:graphicFrameLocks xmlns:a="http://schemas.openxmlformats.org/drawingml/2006/main" noChangeAspect="1"/>
+                  </wp:cNvGraphicFramePr>
+                  <a:graphic xmlns:a="http://schemas.openxmlformats.org/drawingml/2006/main">
+                    <a:graphicData uri="http://schemas.openxmlformats.org/drawingml/2006/picture">
+                      <pic:pic xmlns:pic="http://schemas.openxmlformats.org/drawingml/2006/picture">
+                        <pic:nvPicPr>
+                          <pic:cNvPr id="548407397" name="그림 2" descr="텍스트, 폰트, 스크린샷, 흑백이(가) 표시된 사진&#10;&#10;AI 생성 콘텐츠는 정확하지 않을 수 있습니다."/>
+                          <pic:cNvPicPr>
+                            <a:picLocks noChangeAspect="1" noChangeArrowheads="1"/>
+                          </pic:cNvPicPr>
+                        </pic:nvPicPr>
+                        <pic:blipFill>
+                          <a:blip r:embed="rId12" cstate="print">
+                            <a:extLst>
+                              <a:ext uri="{28A0092B-C50C-407E-A947-70E740481C1C}">
+                                <a14:useLocalDpi xmlns:a14="http://schemas.microsoft.com/office/drawing/2010/main" val="0"/>
+                              </a:ext>
+                            </a:extLst>
+                          </a:blip>
+                          <a:srcRect/>
+                          <a:stretch>
+                            <a:fillRect/>
+                          </a:stretch>
+                        </pic:blipFill>
+                        <pic:spPr bwMode="auto">
+                          <a:xfrm>
+                            <a:off x="0" y="0"/>
+                            <a:ext cx="2764002" cy="1636370"/>
+                          </a:xfrm>
+                          <a:prstGeom prst="rect">
+                            <a:avLst/>
+                          </a:prstGeom>
+                          <a:noFill/>
+                          <a:ln>
+                            <a:noFill/>
+                          </a:ln>
+                        </pic:spPr>
+                      </pic:pic>
+                    </a:graphicData>
+                  </a:graphic>
+                </wp:inline>
+              </w:drawing>
+            </w:r>
+          </w:p>
+        </w:tc>
+        <w:tc>
+          <w:tcPr>
+            <w:tcW w:w="4493" w:type="dxa"/>
+          </w:tcPr>
+          <w:p>
+            <w:pPr>
+              <w:rPr>
+                <w:rFonts w:hint="eastAsia"/>
+              </w:rPr>
+            </w:pPr>
+            <w:r>
+              <w:rPr>
+                <w:b/>
+                <w:bCs/>
+                <w:noProof/>
+              </w:rPr>
+              <w:drawing>
+                <wp:inline distT="0" distB="0" distL="0" distR="0" wp14:anchorId="37FF4391" wp14:editId="00E16042">
+                  <wp:extent cx="2721101" cy="1610971"/>
+                  <wp:effectExtent l="0" t="0" r="3175" b="8890"/>
+                  <wp:docPr id="682761895" name="그림 1" descr="텍스트, 폰트, 스크린샷, 흑백이(가) 표시된 사진&#10;&#10;AI 생성 콘텐츠는 정확하지 않을 수 있습니다."/>
+                  <wp:cNvGraphicFramePr>
+                    <a:graphicFrameLocks xmlns:a="http://schemas.openxmlformats.org/drawingml/2006/main" noChangeAspect="1"/>
+                  </wp:cNvGraphicFramePr>
+                  <a:graphic xmlns:a="http://schemas.openxmlformats.org/drawingml/2006/main">
+                    <a:graphicData uri="http://schemas.openxmlformats.org/drawingml/2006/picture">
+                      <pic:pic xmlns:pic="http://schemas.openxmlformats.org/drawingml/2006/picture">
+                        <pic:nvPicPr>
+                          <pic:cNvPr id="682761895" name="그림 1" descr="텍스트, 폰트, 스크린샷, 흑백이(가) 표시된 사진&#10;&#10;AI 생성 콘텐츠는 정확하지 않을 수 있습니다."/>
+                          <pic:cNvPicPr>
+                            <a:picLocks noChangeAspect="1" noChangeArrowheads="1"/>
+                          </pic:cNvPicPr>
+                        </pic:nvPicPr>
+                        <pic:blipFill>
+                          <a:blip r:embed="rId13" cstate="print">
+                            <a:extLst>
+                              <a:ext uri="{28A0092B-C50C-407E-A947-70E740481C1C}">
+                                <a14:useLocalDpi xmlns:a14="http://schemas.microsoft.com/office/drawing/2010/main" val="0"/>
+                              </a:ext>
+                            </a:extLst>
+                          </a:blip>
+                          <a:srcRect/>
+                          <a:stretch>
+                            <a:fillRect/>
+                          </a:stretch>
+                        </pic:blipFill>
+                        <pic:spPr bwMode="auto">
+                          <a:xfrm>
+                            <a:off x="0" y="0"/>
+                            <a:ext cx="2751038" cy="1628695"/>
+                          </a:xfrm>
+                          <a:prstGeom prst="rect">
+                            <a:avLst/>
+                          </a:prstGeom>
+                          <a:noFill/>
+                          <a:ln>
+                            <a:noFill/>
+                          </a:ln>
+                        </pic:spPr>
+                      </pic:pic>
+                    </a:graphicData>
+                  </a:graphic>
+                </wp:inline>
+              </w:drawing>
+            </w:r>
+          </w:p>
+        </w:tc>
+      </w:tr>
+      <w:tr>
+        <w:tc>
+          <w:tcPr>
+            <w:tcW w:w="4523" w:type="dxa"/>
+          </w:tcPr>
+          <w:p>
+            <w:pPr>
+              <w:jc w:val="center"/>
+              <w:rPr>
+                <w:rFonts w:hint="eastAsia"/>
+                <w:noProof/>
+              </w:rPr>
+            </w:pPr>
+            <w:r>
+              <w:rPr>
+                <w:rFonts w:hint="eastAsia"/>
+                <w:noProof/>
+              </w:rPr>
+              <w:t xml:space="preserve">그림. </w:t>
+            </w:r>
+            <w:r>
+              <w:rPr>
+                <w:noProof/>
+              </w:rPr>
+              <w:t>F</w:t>
+            </w:r>
+            <w:r>
+              <w:rPr>
+                <w:rFonts w:hint="eastAsia"/>
+                <w:noProof/>
+              </w:rPr>
+              <w:t>ig1a</w:t>
+            </w:r>
+          </w:p>
+        </w:tc>
+        <w:tc>
+          <w:tcPr>
+            <w:tcW w:w="4493" w:type="dxa"/>
+          </w:tcPr>
+          <w:p>
+            <w:pPr>
+              <w:jc w:val="center"/>
+              <w:rPr>
+                <w:rFonts w:hint="eastAsia"/>
+                <w:noProof/>
+              </w:rPr>
+            </w:pPr>
+            <w:r>
+              <w:rPr>
+                <w:rFonts w:hint="eastAsia"/>
+                <w:noProof/>
+              </w:rPr>
+              <w:t>그림. fig2a</w:t>
+            </w:r>
+          </w:p>
+        </w:tc>
+      </w:tr>
+      <w:tr>
+        <w:tc>
+          <w:tcPr>
+            <w:tcW w:w="4523" w:type="dxa"/>
+          </w:tcPr>
+          <w:p>
+            <w:pPr>
+              <w:rPr>
+                <w:rFonts w:hint="eastAsia"/>
+                <w:noProof/>
+              </w:rPr>
+            </w:pPr>
+            <w:r>
+              <w:rPr>
+                <w:rFonts w:hint="eastAsia"/>
+                <w:noProof/>
+              </w:rPr>
+              <w:t>숫자의 원형 윤곽이 선명하고, 노이즈 자국이 사라졌다.</w:t>
+            </w:r>
+          </w:p>
+        </w:tc>
+        <w:tc>
+          <w:tcPr>
+            <w:tcW w:w="4493" w:type="dxa"/>
+          </w:tcPr>
+          <w:p>
+            <w:pPr>
+              <w:rPr>
+                <w:rFonts w:hint="eastAsia"/>
+                <w:noProof/>
+              </w:rPr>
+            </w:pPr>
+            <w:r>
+              <w:rPr>
+                <w:rFonts w:hint="eastAsia"/>
+                <w:noProof/>
+              </w:rPr>
+              <w:t xml:space="preserve">픽셀 당 </w:t>
+            </w:r>
+            <w:r>
+              <w:rPr>
+                <w:rFonts w:hint="eastAsia"/>
+                <w:noProof/>
+              </w:rPr>
+              <w:t>일부 검정 점이 그대로 재구성 이미지에 남아있다.</w:t>
+            </w:r>
+          </w:p>
+        </w:tc>
+      </w:tr>
+    </w:tbl>
+    <w:p>
+      <w:pPr>
+        <w:rPr>
+          <w:b/>
+          <w:bCs/>
+        </w:rPr>
+      </w:pPr>
+    </w:p>
     <w:p>
       <w:pPr>
         <w:rPr>
@@ -928,6 +1254,14 @@
           <w:bCs/>
         </w:rPr>
         <w:t>정성적 비교</w:t>
+      </w:r>
+    </w:p>
+    <w:p>
+      <w:r>
+        <w:rPr>
+          <w:rFonts w:hint="eastAsia"/>
+        </w:rPr>
+        <w:t>노이즈 제거 능력</w:t>
       </w:r>
     </w:p>
     <w:p>
@@ -935,34 +1269,98 @@
         <w:pStyle w:val="a6"/>
         <w:numPr>
           <w:ilvl w:val="0"/>
-          <w:numId w:val="5"/>
+          <w:numId w:val="8"/>
         </w:numPr>
       </w:pPr>
       <w:r>
         <w:rPr>
           <w:rFonts w:hint="eastAsia"/>
         </w:rPr>
-        <w:t>노이즈 제거</w:t>
-      </w:r>
-    </w:p>
-    <w:p>
-      <w:pPr>
-        <w:ind w:left="440"/>
-        <w:rPr>
-          <w:rFonts w:hint="eastAsia"/>
-        </w:rPr>
-      </w:pPr>
-      <w:r>
-        <w:rPr>
-          <w:rFonts w:hint="eastAsia"/>
-        </w:rPr>
-        <w:t>Denoising Autoencoder는 입력에 포함된 노이즈를 대부분 제거하고, 숫자의 형태를 원본과 유사하게 복원하였다. 그에 반해, Autoencoder는 노이즈가 원본 정보로 판단되어 학습하게 되므로 노이즈 픽셀이 남은 상태로 재구성되었다.</w:t>
-      </w:r>
-    </w:p>
-    <w:p>
-      <w:pPr>
-        <w:rPr>
-          <w:rFonts w:hint="eastAsia"/>
+        <w:t>그림 fig2a에서 보이는 검은 점이 그림 1a에서는 적다.</w:t>
+      </w:r>
+    </w:p>
+    <w:p>
+      <w:r>
+        <w:rPr>
+          <w:rFonts w:hint="eastAsia"/>
+        </w:rPr>
+        <w:t>숫자 윤곽</w:t>
+      </w:r>
+    </w:p>
+    <w:p>
+      <w:pPr>
+        <w:pStyle w:val="a6"/>
+        <w:numPr>
+          <w:ilvl w:val="0"/>
+          <w:numId w:val="8"/>
+        </w:numPr>
+      </w:pPr>
+      <w:r>
+        <w:rPr>
+          <w:rFonts w:hint="eastAsia"/>
+        </w:rPr>
+        <w:t xml:space="preserve">그림 fig2a의 노이즈 입력은 </w:t>
+      </w:r>
+      <w:r>
+        <w:rPr>
+          <w:rFonts w:hint="eastAsia"/>
+        </w:rPr>
+        <w:t xml:space="preserve">숫자 본연의 형태가 부분적으로 </w:t>
+      </w:r>
+      <w:proofErr w:type="spellStart"/>
+      <w:r>
+        <w:rPr>
+          <w:rFonts w:hint="eastAsia"/>
+        </w:rPr>
+        <w:t>가려져있다</w:t>
+      </w:r>
+      <w:proofErr w:type="spellEnd"/>
+      <w:r>
+        <w:rPr>
+          <w:rFonts w:hint="eastAsia"/>
+        </w:rPr>
+        <w:t>.</w:t>
+      </w:r>
+    </w:p>
+    <w:p>
+      <w:pPr>
+        <w:pStyle w:val="a6"/>
+        <w:numPr>
+          <w:ilvl w:val="0"/>
+          <w:numId w:val="8"/>
+        </w:numPr>
+      </w:pPr>
+      <w:r>
+        <w:rPr>
+          <w:rFonts w:hint="eastAsia"/>
+        </w:rPr>
+        <w:t xml:space="preserve">그림 fig1a의 재구성 결과는 대각선, 테두리 등이 더 </w:t>
+      </w:r>
+      <w:proofErr w:type="spellStart"/>
+      <w:r>
+        <w:rPr>
+          <w:rFonts w:hint="eastAsia"/>
+        </w:rPr>
+        <w:t>명확해보인다</w:t>
+      </w:r>
+      <w:proofErr w:type="spellEnd"/>
+      <w:r>
+        <w:rPr>
+          <w:rFonts w:hint="eastAsia"/>
+        </w:rPr>
+        <w:t>.</w:t>
+      </w:r>
+    </w:p>
+    <w:p>
+      <w:pPr>
+        <w:rPr>
+          <w:rFonts w:hint="eastAsia"/>
+        </w:rPr>
+      </w:pPr>
+    </w:p>
+    <w:p>
+      <w:pPr>
+        <w:rPr>
           <w:b/>
           <w:bCs/>
         </w:rPr>
@@ -976,7 +1374,187 @@
         <w:t>결과가 달라지는 원인</w:t>
       </w:r>
     </w:p>
-    <w:p/>
+    <w:p>
+      <w:r>
+        <w:rPr>
+          <w:rFonts w:hint="eastAsia"/>
+        </w:rPr>
+        <w:t>노이즈 부여</w:t>
+      </w:r>
+    </w:p>
+    <w:p>
+      <w:pPr>
+        <w:pStyle w:val="a6"/>
+        <w:numPr>
+          <w:ilvl w:val="0"/>
+          <w:numId w:val="8"/>
+        </w:numPr>
+      </w:pPr>
+      <w:r>
+        <w:rPr>
+          <w:rFonts w:hint="eastAsia"/>
+        </w:rPr>
+        <w:t xml:space="preserve">그림 fig1a는 </w:t>
+      </w:r>
+      <w:r>
+        <w:t>“</w:t>
+      </w:r>
+      <w:r>
+        <w:rPr>
+          <w:rFonts w:hint="eastAsia"/>
+        </w:rPr>
+        <w:t>노이즈 이미지를 입력으로 하고, 원본을 타깃</w:t>
+      </w:r>
+      <w:r>
+        <w:t>”</w:t>
+      </w:r>
+      <w:proofErr w:type="spellStart"/>
+      <w:r>
+        <w:rPr>
+          <w:rFonts w:hint="eastAsia"/>
+        </w:rPr>
+        <w:t>으로</w:t>
+      </w:r>
+      <w:proofErr w:type="spellEnd"/>
+      <w:r>
+        <w:rPr>
+          <w:rFonts w:hint="eastAsia"/>
+        </w:rPr>
+        <w:t xml:space="preserve"> 학습하였기 때문에, 모델이 노이즈 위치를 주변 맥락으로 보완하여 원본 형태를 최대한 복원하려고 시도한 학습 결과이다.</w:t>
+      </w:r>
+    </w:p>
+    <w:p>
+      <w:pPr>
+        <w:pStyle w:val="a6"/>
+        <w:numPr>
+          <w:ilvl w:val="0"/>
+          <w:numId w:val="8"/>
+        </w:numPr>
+      </w:pPr>
+      <w:r>
+        <w:rPr>
+          <w:rFonts w:hint="eastAsia"/>
+        </w:rPr>
+        <w:t>그림 fig2a</w:t>
+      </w:r>
+      <w:r>
+        <w:rPr>
+          <w:rFonts w:hint="eastAsia"/>
+        </w:rPr>
+        <w:t xml:space="preserve">는 </w:t>
+      </w:r>
+      <w:r>
+        <w:rPr>
+          <w:rFonts w:hint="eastAsia"/>
+        </w:rPr>
+        <w:t xml:space="preserve">단순히 </w:t>
+      </w:r>
+      <w:r>
+        <w:t>“</w:t>
+      </w:r>
+      <w:r>
+        <w:rPr>
+          <w:rFonts w:hint="eastAsia"/>
+        </w:rPr>
+        <w:t xml:space="preserve">픽셀 절반을 0으로 </w:t>
+      </w:r>
+      <w:proofErr w:type="spellStart"/>
+      <w:r>
+        <w:rPr>
+          <w:rFonts w:hint="eastAsia"/>
+        </w:rPr>
+        <w:t>마스킹</w:t>
+      </w:r>
+      <w:proofErr w:type="spellEnd"/>
+      <w:r>
+        <w:t>”</w:t>
+      </w:r>
+      <w:r>
+        <w:rPr>
+          <w:rFonts w:hint="eastAsia"/>
+        </w:rPr>
+        <w:t>을 하였기 때문에, 숫자가 많이 깨진 모습이다.</w:t>
+      </w:r>
+    </w:p>
+    <w:p>
+      <w:r>
+        <w:rPr>
+          <w:rFonts w:hint="eastAsia"/>
+        </w:rPr>
+        <w:t>벡터 압축</w:t>
+      </w:r>
+    </w:p>
+    <w:p>
+      <w:pPr>
+        <w:pStyle w:val="a6"/>
+        <w:numPr>
+          <w:ilvl w:val="0"/>
+          <w:numId w:val="8"/>
+        </w:numPr>
+      </w:pPr>
+      <w:r>
+        <w:rPr>
+          <w:rFonts w:hint="eastAsia"/>
+        </w:rPr>
+        <w:t>노이즈가 섞인 이미지를 32차원으로 압축하고 복원하였기 때문에, 중요한 숫자 구조를 제외하고 노이즈 정보는 필터링하도록 유도되었다.</w:t>
+      </w:r>
+    </w:p>
+    <w:p>
+      <w:r>
+        <w:rPr>
+          <w:rFonts w:hint="eastAsia"/>
+        </w:rPr>
+        <w:lastRenderedPageBreak/>
+        <w:t>MSE 손실 함수에 따른 학습</w:t>
+      </w:r>
+    </w:p>
+    <w:p>
+      <w:pPr>
+        <w:pStyle w:val="a6"/>
+        <w:numPr>
+          <w:ilvl w:val="0"/>
+          <w:numId w:val="8"/>
+        </w:numPr>
+      </w:pPr>
+      <w:r>
+        <w:rPr>
+          <w:rFonts w:hint="eastAsia"/>
+        </w:rPr>
+        <w:t>그림 fig2a에서 0이 된 원본 픽셀은 큰 오차로 간주되었다.</w:t>
+      </w:r>
+    </w:p>
+    <w:p>
+      <w:pPr>
+        <w:pStyle w:val="a6"/>
+        <w:numPr>
+          <w:ilvl w:val="0"/>
+          <w:numId w:val="8"/>
+        </w:numPr>
+        <w:rPr>
+          <w:rFonts w:hint="eastAsia"/>
+        </w:rPr>
+      </w:pPr>
+      <w:r>
+        <w:rPr>
+          <w:rFonts w:hint="eastAsia"/>
+        </w:rPr>
+        <w:t xml:space="preserve">이에 따라, 그림 fig1a의 Decoder는 해당 위치를 원본 값에 가깝게 </w:t>
+      </w:r>
+      <w:proofErr w:type="spellStart"/>
+      <w:r>
+        <w:rPr>
+          <w:rFonts w:hint="eastAsia"/>
+        </w:rPr>
+        <w:t>예측하려하고</w:t>
+      </w:r>
+      <w:proofErr w:type="spellEnd"/>
+      <w:r>
+        <w:rPr>
+          <w:rFonts w:hint="eastAsia"/>
+        </w:rPr>
+        <w:t>, 이 과정에서 노이즈가 제거된다.</w:t>
+      </w:r>
+    </w:p>
     <w:p>
       <w:pPr>
         <w:widowControl/>
@@ -1023,7 +1601,194 @@
         <w:t>각 숫자(class)별 code 평균값으로 이미지 생성</w:t>
       </w:r>
     </w:p>
-    <w:p/>
+    <w:tbl>
+      <w:tblPr>
+        <w:tblStyle w:val="aa"/>
+        <w:tblW w:w="0" w:type="auto"/>
+        <w:tblLook w:val="04A0" w:firstRow="1" w:lastRow="0" w:firstColumn="1" w:lastColumn="0" w:noHBand="0" w:noVBand="1"/>
+      </w:tblPr>
+      <w:tblGrid>
+        <w:gridCol w:w="9016"/>
+      </w:tblGrid>
+      <w:tr>
+        <w:tc>
+          <w:tcPr>
+            <w:tcW w:w="9016" w:type="dxa"/>
+            <w:shd w:val="clear" w:color="auto" w:fill="D9D9D9" w:themeFill="background1" w:themeFillShade="D9"/>
+          </w:tcPr>
+          <w:p>
+            <w:pPr>
+              <w:jc w:val="center"/>
+              <w:rPr>
+                <w:rFonts w:hint="eastAsia"/>
+                <w:b/>
+                <w:bCs/>
+              </w:rPr>
+            </w:pPr>
+            <w:r>
+              <w:rPr>
+                <w:b/>
+                <w:bCs/>
+              </w:rPr>
+              <w:t>C</w:t>
+            </w:r>
+            <w:r>
+              <w:rPr>
+                <w:rFonts w:hint="eastAsia"/>
+                <w:b/>
+                <w:bCs/>
+              </w:rPr>
+              <w:t xml:space="preserve">lass 별 code 평균 값으로 </w:t>
+            </w:r>
+            <w:r>
+              <w:rPr>
+                <w:rFonts w:hint="eastAsia"/>
+                <w:b/>
+                <w:bCs/>
+              </w:rPr>
+              <w:t>생성</w:t>
+            </w:r>
+          </w:p>
+        </w:tc>
+      </w:tr>
+      <w:tr>
+        <w:tc>
+          <w:tcPr>
+            <w:tcW w:w="9016" w:type="dxa"/>
+          </w:tcPr>
+          <w:p>
+            <w:pPr>
+              <w:jc w:val="center"/>
+            </w:pPr>
+            <w:r>
+              <w:rPr>
+                <w:noProof/>
+              </w:rPr>
+              <w:drawing>
+                <wp:inline distT="0" distB="0" distL="0" distR="0" wp14:anchorId="1CC54167" wp14:editId="289BF0FF">
+                  <wp:extent cx="5570968" cy="3295197"/>
+                  <wp:effectExtent l="0" t="0" r="0" b="635"/>
+                  <wp:docPr id="541135217" name="그림 3"/>
+                  <wp:cNvGraphicFramePr>
+                    <a:graphicFrameLocks xmlns:a="http://schemas.openxmlformats.org/drawingml/2006/main" noChangeAspect="1"/>
+                  </wp:cNvGraphicFramePr>
+                  <a:graphic xmlns:a="http://schemas.openxmlformats.org/drawingml/2006/main">
+                    <a:graphicData uri="http://schemas.openxmlformats.org/drawingml/2006/picture">
+                      <pic:pic xmlns:pic="http://schemas.openxmlformats.org/drawingml/2006/picture">
+                        <pic:nvPicPr>
+                          <pic:cNvPr id="0" name="Picture 3"/>
+                          <pic:cNvPicPr>
+                            <a:picLocks noChangeAspect="1" noChangeArrowheads="1"/>
+                          </pic:cNvPicPr>
+                        </pic:nvPicPr>
+                        <pic:blipFill>
+                          <a:blip r:embed="rId14" cstate="print">
+                            <a:extLst>
+                              <a:ext uri="{28A0092B-C50C-407E-A947-70E740481C1C}">
+                                <a14:useLocalDpi xmlns:a14="http://schemas.microsoft.com/office/drawing/2010/main" val="0"/>
+                              </a:ext>
+                            </a:extLst>
+                          </a:blip>
+                          <a:srcRect/>
+                          <a:stretch>
+                            <a:fillRect/>
+                          </a:stretch>
+                        </pic:blipFill>
+                        <pic:spPr bwMode="auto">
+                          <a:xfrm>
+                            <a:off x="0" y="0"/>
+                            <a:ext cx="5576421" cy="3298422"/>
+                          </a:xfrm>
+                          <a:prstGeom prst="rect">
+                            <a:avLst/>
+                          </a:prstGeom>
+                          <a:noFill/>
+                          <a:ln>
+                            <a:noFill/>
+                          </a:ln>
+                        </pic:spPr>
+                      </pic:pic>
+                    </a:graphicData>
+                  </a:graphic>
+                </wp:inline>
+              </w:drawing>
+            </w:r>
+          </w:p>
+        </w:tc>
+      </w:tr>
+      <w:tr>
+        <w:tc>
+          <w:tcPr>
+            <w:tcW w:w="9016" w:type="dxa"/>
+          </w:tcPr>
+          <w:p>
+            <w:pPr>
+              <w:jc w:val="center"/>
+              <w:rPr>
+                <w:rFonts w:hint="eastAsia"/>
+              </w:rPr>
+            </w:pPr>
+            <w:r>
+              <w:t>F</w:t>
+            </w:r>
+            <w:r>
+              <w:rPr>
+                <w:rFonts w:hint="eastAsia"/>
+              </w:rPr>
+              <w:t>ig3b</w:t>
+            </w:r>
+          </w:p>
+        </w:tc>
+      </w:tr>
+    </w:tbl>
+    <w:p>
+      <w:pPr>
+        <w:rPr>
+          <w:b/>
+          <w:bCs/>
+        </w:rPr>
+      </w:pPr>
+      <w:r>
+        <w:rPr>
+          <w:rFonts w:hint="eastAsia"/>
+          <w:b/>
+          <w:bCs/>
+        </w:rPr>
+        <w:t>구현 방법</w:t>
+      </w:r>
+    </w:p>
+    <w:p>
+      <w:pPr>
+        <w:rPr>
+          <w:rFonts w:hint="eastAsia"/>
+        </w:rPr>
+      </w:pPr>
+    </w:p>
+    <w:p>
+      <w:pPr>
+        <w:rPr>
+          <w:b/>
+          <w:bCs/>
+        </w:rPr>
+      </w:pPr>
+      <w:proofErr w:type="spellStart"/>
+      <w:r>
+        <w:rPr>
+          <w:rFonts w:hint="eastAsia"/>
+          <w:b/>
+          <w:bCs/>
+        </w:rPr>
+        <w:t>느낀점</w:t>
+      </w:r>
+      <w:proofErr w:type="spellEnd"/>
+    </w:p>
+    <w:p>
+      <w:pPr>
+        <w:rPr>
+          <w:rFonts w:hint="eastAsia"/>
+        </w:rPr>
+      </w:pPr>
+    </w:p>
     <w:p>
       <w:pPr>
         <w:widowControl/>
@@ -1817,6 +2582,118 @@
     </w:lvl>
   </w:abstractNum>
   <w:abstractNum w:abstractNumId="1" w15:restartNumberingAfterBreak="0">
+    <w:nsid w:val="12AB6D38"/>
+    <w:multiLevelType w:val="hybridMultilevel"/>
+    <w:tmpl w:val="D74C2868"/>
+    <w:lvl w:ilvl="0" w:tplc="2FD08D1C">
+      <w:numFmt w:val="bullet"/>
+      <w:lvlText w:val="-"/>
+      <w:lvlJc w:val="left"/>
+      <w:pPr>
+        <w:ind w:left="800" w:hanging="360"/>
+      </w:pPr>
+      <w:rPr>
+        <w:rFonts w:ascii="맑은 고딕" w:eastAsia="맑은 고딕" w:hAnsi="맑은 고딕" w:cstheme="minorBidi" w:hint="eastAsia"/>
+      </w:rPr>
+    </w:lvl>
+    <w:lvl w:ilvl="1" w:tplc="04090003" w:tentative="1">
+      <w:start w:val="1"/>
+      <w:numFmt w:val="bullet"/>
+      <w:lvlText w:val=""/>
+      <w:lvlJc w:val="left"/>
+      <w:pPr>
+        <w:ind w:left="1320" w:hanging="440"/>
+      </w:pPr>
+      <w:rPr>
+        <w:rFonts w:ascii="Wingdings" w:hAnsi="Wingdings" w:hint="default"/>
+      </w:rPr>
+    </w:lvl>
+    <w:lvl w:ilvl="2" w:tplc="04090005" w:tentative="1">
+      <w:start w:val="1"/>
+      <w:numFmt w:val="bullet"/>
+      <w:lvlText w:val=""/>
+      <w:lvlJc w:val="left"/>
+      <w:pPr>
+        <w:ind w:left="1760" w:hanging="440"/>
+      </w:pPr>
+      <w:rPr>
+        <w:rFonts w:ascii="Wingdings" w:hAnsi="Wingdings" w:hint="default"/>
+      </w:rPr>
+    </w:lvl>
+    <w:lvl w:ilvl="3" w:tplc="04090001" w:tentative="1">
+      <w:start w:val="1"/>
+      <w:numFmt w:val="bullet"/>
+      <w:lvlText w:val=""/>
+      <w:lvlJc w:val="left"/>
+      <w:pPr>
+        <w:ind w:left="2200" w:hanging="440"/>
+      </w:pPr>
+      <w:rPr>
+        <w:rFonts w:ascii="Wingdings" w:hAnsi="Wingdings" w:hint="default"/>
+      </w:rPr>
+    </w:lvl>
+    <w:lvl w:ilvl="4" w:tplc="04090003" w:tentative="1">
+      <w:start w:val="1"/>
+      <w:numFmt w:val="bullet"/>
+      <w:lvlText w:val=""/>
+      <w:lvlJc w:val="left"/>
+      <w:pPr>
+        <w:ind w:left="2640" w:hanging="440"/>
+      </w:pPr>
+      <w:rPr>
+        <w:rFonts w:ascii="Wingdings" w:hAnsi="Wingdings" w:hint="default"/>
+      </w:rPr>
+    </w:lvl>
+    <w:lvl w:ilvl="5" w:tplc="04090005" w:tentative="1">
+      <w:start w:val="1"/>
+      <w:numFmt w:val="bullet"/>
+      <w:lvlText w:val=""/>
+      <w:lvlJc w:val="left"/>
+      <w:pPr>
+        <w:ind w:left="3080" w:hanging="440"/>
+      </w:pPr>
+      <w:rPr>
+        <w:rFonts w:ascii="Wingdings" w:hAnsi="Wingdings" w:hint="default"/>
+      </w:rPr>
+    </w:lvl>
+    <w:lvl w:ilvl="6" w:tplc="04090001" w:tentative="1">
+      <w:start w:val="1"/>
+      <w:numFmt w:val="bullet"/>
+      <w:lvlText w:val=""/>
+      <w:lvlJc w:val="left"/>
+      <w:pPr>
+        <w:ind w:left="3520" w:hanging="440"/>
+      </w:pPr>
+      <w:rPr>
+        <w:rFonts w:ascii="Wingdings" w:hAnsi="Wingdings" w:hint="default"/>
+      </w:rPr>
+    </w:lvl>
+    <w:lvl w:ilvl="7" w:tplc="04090003" w:tentative="1">
+      <w:start w:val="1"/>
+      <w:numFmt w:val="bullet"/>
+      <w:lvlText w:val=""/>
+      <w:lvlJc w:val="left"/>
+      <w:pPr>
+        <w:ind w:left="3960" w:hanging="440"/>
+      </w:pPr>
+      <w:rPr>
+        <w:rFonts w:ascii="Wingdings" w:hAnsi="Wingdings" w:hint="default"/>
+      </w:rPr>
+    </w:lvl>
+    <w:lvl w:ilvl="8" w:tplc="04090005" w:tentative="1">
+      <w:start w:val="1"/>
+      <w:numFmt w:val="bullet"/>
+      <w:lvlText w:val=""/>
+      <w:lvlJc w:val="left"/>
+      <w:pPr>
+        <w:ind w:left="4400" w:hanging="440"/>
+      </w:pPr>
+      <w:rPr>
+        <w:rFonts w:ascii="Wingdings" w:hAnsi="Wingdings" w:hint="default"/>
+      </w:rPr>
+    </w:lvl>
+  </w:abstractNum>
+  <w:abstractNum w:abstractNumId="2" w15:restartNumberingAfterBreak="0">
     <w:nsid w:val="33935710"/>
     <w:multiLevelType w:val="hybridMultilevel"/>
     <w:tmpl w:val="6ED66150"/>
@@ -1905,7 +2782,7 @@
       </w:pPr>
     </w:lvl>
   </w:abstractNum>
-  <w:abstractNum w:abstractNumId="2" w15:restartNumberingAfterBreak="0">
+  <w:abstractNum w:abstractNumId="3" w15:restartNumberingAfterBreak="0">
     <w:nsid w:val="4E362B3E"/>
     <w:multiLevelType w:val="hybridMultilevel"/>
     <w:tmpl w:val="7F56787E"/>
@@ -2017,7 +2894,7 @@
       </w:rPr>
     </w:lvl>
   </w:abstractNum>
-  <w:abstractNum w:abstractNumId="3" w15:restartNumberingAfterBreak="0">
+  <w:abstractNum w:abstractNumId="4" w15:restartNumberingAfterBreak="0">
     <w:nsid w:val="56A65A6A"/>
     <w:multiLevelType w:val="hybridMultilevel"/>
     <w:tmpl w:val="8D988342"/>
@@ -2106,7 +2983,7 @@
       </w:pPr>
     </w:lvl>
   </w:abstractNum>
-  <w:abstractNum w:abstractNumId="4" w15:restartNumberingAfterBreak="0">
+  <w:abstractNum w:abstractNumId="5" w15:restartNumberingAfterBreak="0">
     <w:nsid w:val="5B06386B"/>
     <w:multiLevelType w:val="hybridMultilevel"/>
     <w:tmpl w:val="880CBB42"/>
@@ -2195,7 +3072,119 @@
       </w:pPr>
     </w:lvl>
   </w:abstractNum>
-  <w:abstractNum w:abstractNumId="5" w15:restartNumberingAfterBreak="0">
+  <w:abstractNum w:abstractNumId="6" w15:restartNumberingAfterBreak="0">
+    <w:nsid w:val="79574B28"/>
+    <w:multiLevelType w:val="hybridMultilevel"/>
+    <w:tmpl w:val="33E2B036"/>
+    <w:lvl w:ilvl="0" w:tplc="4F0CD198">
+      <w:numFmt w:val="bullet"/>
+      <w:lvlText w:val="-"/>
+      <w:lvlJc w:val="left"/>
+      <w:pPr>
+        <w:ind w:left="800" w:hanging="360"/>
+      </w:pPr>
+      <w:rPr>
+        <w:rFonts w:ascii="맑은 고딕" w:eastAsia="맑은 고딕" w:hAnsi="맑은 고딕" w:cstheme="minorBidi" w:hint="eastAsia"/>
+      </w:rPr>
+    </w:lvl>
+    <w:lvl w:ilvl="1" w:tplc="04090003" w:tentative="1">
+      <w:start w:val="1"/>
+      <w:numFmt w:val="bullet"/>
+      <w:lvlText w:val=""/>
+      <w:lvlJc w:val="left"/>
+      <w:pPr>
+        <w:ind w:left="1320" w:hanging="440"/>
+      </w:pPr>
+      <w:rPr>
+        <w:rFonts w:ascii="Wingdings" w:hAnsi="Wingdings" w:hint="default"/>
+      </w:rPr>
+    </w:lvl>
+    <w:lvl w:ilvl="2" w:tplc="04090005" w:tentative="1">
+      <w:start w:val="1"/>
+      <w:numFmt w:val="bullet"/>
+      <w:lvlText w:val=""/>
+      <w:lvlJc w:val="left"/>
+      <w:pPr>
+        <w:ind w:left="1760" w:hanging="440"/>
+      </w:pPr>
+      <w:rPr>
+        <w:rFonts w:ascii="Wingdings" w:hAnsi="Wingdings" w:hint="default"/>
+      </w:rPr>
+    </w:lvl>
+    <w:lvl w:ilvl="3" w:tplc="04090001" w:tentative="1">
+      <w:start w:val="1"/>
+      <w:numFmt w:val="bullet"/>
+      <w:lvlText w:val=""/>
+      <w:lvlJc w:val="left"/>
+      <w:pPr>
+        <w:ind w:left="2200" w:hanging="440"/>
+      </w:pPr>
+      <w:rPr>
+        <w:rFonts w:ascii="Wingdings" w:hAnsi="Wingdings" w:hint="default"/>
+      </w:rPr>
+    </w:lvl>
+    <w:lvl w:ilvl="4" w:tplc="04090003" w:tentative="1">
+      <w:start w:val="1"/>
+      <w:numFmt w:val="bullet"/>
+      <w:lvlText w:val=""/>
+      <w:lvlJc w:val="left"/>
+      <w:pPr>
+        <w:ind w:left="2640" w:hanging="440"/>
+      </w:pPr>
+      <w:rPr>
+        <w:rFonts w:ascii="Wingdings" w:hAnsi="Wingdings" w:hint="default"/>
+      </w:rPr>
+    </w:lvl>
+    <w:lvl w:ilvl="5" w:tplc="04090005" w:tentative="1">
+      <w:start w:val="1"/>
+      <w:numFmt w:val="bullet"/>
+      <w:lvlText w:val=""/>
+      <w:lvlJc w:val="left"/>
+      <w:pPr>
+        <w:ind w:left="3080" w:hanging="440"/>
+      </w:pPr>
+      <w:rPr>
+        <w:rFonts w:ascii="Wingdings" w:hAnsi="Wingdings" w:hint="default"/>
+      </w:rPr>
+    </w:lvl>
+    <w:lvl w:ilvl="6" w:tplc="04090001" w:tentative="1">
+      <w:start w:val="1"/>
+      <w:numFmt w:val="bullet"/>
+      <w:lvlText w:val=""/>
+      <w:lvlJc w:val="left"/>
+      <w:pPr>
+        <w:ind w:left="3520" w:hanging="440"/>
+      </w:pPr>
+      <w:rPr>
+        <w:rFonts w:ascii="Wingdings" w:hAnsi="Wingdings" w:hint="default"/>
+      </w:rPr>
+    </w:lvl>
+    <w:lvl w:ilvl="7" w:tplc="04090003" w:tentative="1">
+      <w:start w:val="1"/>
+      <w:numFmt w:val="bullet"/>
+      <w:lvlText w:val=""/>
+      <w:lvlJc w:val="left"/>
+      <w:pPr>
+        <w:ind w:left="3960" w:hanging="440"/>
+      </w:pPr>
+      <w:rPr>
+        <w:rFonts w:ascii="Wingdings" w:hAnsi="Wingdings" w:hint="default"/>
+      </w:rPr>
+    </w:lvl>
+    <w:lvl w:ilvl="8" w:tplc="04090005" w:tentative="1">
+      <w:start w:val="1"/>
+      <w:numFmt w:val="bullet"/>
+      <w:lvlText w:val=""/>
+      <w:lvlJc w:val="left"/>
+      <w:pPr>
+        <w:ind w:left="4400" w:hanging="440"/>
+      </w:pPr>
+      <w:rPr>
+        <w:rFonts w:ascii="Wingdings" w:hAnsi="Wingdings" w:hint="default"/>
+      </w:rPr>
+    </w:lvl>
+  </w:abstractNum>
+  <w:abstractNum w:abstractNumId="7" w15:restartNumberingAfterBreak="0">
     <w:nsid w:val="79EF181A"/>
     <w:multiLevelType w:val="hybridMultilevel"/>
     <w:tmpl w:val="39642AC2"/>
@@ -2285,22 +3274,28 @@
     </w:lvl>
   </w:abstractNum>
   <w:num w:numId="1" w16cid:durableId="1162085161">
-    <w:abstractNumId w:val="5"/>
+    <w:abstractNumId w:val="7"/>
   </w:num>
   <w:num w:numId="2" w16cid:durableId="347558918">
-    <w:abstractNumId w:val="1"/>
+    <w:abstractNumId w:val="2"/>
   </w:num>
   <w:num w:numId="3" w16cid:durableId="19599392">
     <w:abstractNumId w:val="0"/>
   </w:num>
   <w:num w:numId="4" w16cid:durableId="656543592">
+    <w:abstractNumId w:val="5"/>
+  </w:num>
+  <w:num w:numId="5" w16cid:durableId="1683626725">
+    <w:abstractNumId w:val="3"/>
+  </w:num>
+  <w:num w:numId="6" w16cid:durableId="493036873">
     <w:abstractNumId w:val="4"/>
   </w:num>
-  <w:num w:numId="5" w16cid:durableId="1683626725">
-    <w:abstractNumId w:val="2"/>
+  <w:num w:numId="7" w16cid:durableId="432550561">
+    <w:abstractNumId w:val="1"/>
   </w:num>
-  <w:num w:numId="6" w16cid:durableId="493036873">
-    <w:abstractNumId w:val="3"/>
+  <w:num w:numId="8" w16cid:durableId="988284561">
+    <w:abstractNumId w:val="6"/>
   </w:num>
 </w:numbering>
 </file>
@@ -2913,6 +3908,7 @@
   <w:style w:type="character" w:default="1" w:styleId="a0">
     <w:name w:val="Default Paragraph Font"/>
     <w:uiPriority w:val="1"/>
+    <w:semiHidden/>
     <w:unhideWhenUsed/>
   </w:style>
   <w:style w:type="table" w:default="1" w:styleId="a1">

--- a/Report/2142851 김형준 딥러닝 리포트.docx
+++ b/Report/2142851 김형준 딥러닝 리포트.docx
@@ -531,72 +531,22 @@
           <w:b/>
           <w:bCs/>
         </w:rPr>
-        <w:t xml:space="preserve">확률적 </w:t>
-      </w:r>
-      <w:proofErr w:type="spellStart"/>
-      <w:r>
-        <w:rPr>
-          <w:rFonts w:hint="eastAsia"/>
-          <w:b/>
-          <w:bCs/>
-        </w:rPr>
-        <w:t>마스킹</w:t>
-      </w:r>
-      <w:proofErr w:type="spellEnd"/>
-      <w:r>
-        <w:rPr>
-          <w:rFonts w:hint="eastAsia"/>
-          <w:b/>
-          <w:bCs/>
-        </w:rPr>
-        <w:t xml:space="preserve"> 생성</w:t>
+        <w:t>확률적 마스킹 생성</w:t>
       </w:r>
       <w:r>
         <w:br/>
       </w:r>
-      <w:proofErr w:type="spellStart"/>
       <w:r>
         <w:rPr>
           <w:rFonts w:hint="eastAsia"/>
         </w:rPr>
         <w:t>numpy</w:t>
       </w:r>
-      <w:proofErr w:type="spellEnd"/>
-      <w:r>
-        <w:rPr>
-          <w:rFonts w:hint="eastAsia"/>
-        </w:rPr>
-        <w:t xml:space="preserve">의 </w:t>
-      </w:r>
-      <w:proofErr w:type="spellStart"/>
-      <w:proofErr w:type="gramStart"/>
-      <w:r>
-        <w:rPr>
-          <w:rFonts w:hint="eastAsia"/>
-        </w:rPr>
-        <w:t>random.binomial</w:t>
-      </w:r>
-      <w:proofErr w:type="spellEnd"/>
-      <w:proofErr w:type="gramEnd"/>
-      <w:r>
-        <w:rPr>
-          <w:rFonts w:hint="eastAsia"/>
-        </w:rPr>
-        <w:t xml:space="preserve">을 활용하여, </w:t>
-      </w:r>
-      <w:proofErr w:type="spellStart"/>
-      <w:r>
-        <w:rPr>
-          <w:rFonts w:hint="eastAsia"/>
-        </w:rPr>
-        <w:t>x_train</w:t>
-      </w:r>
-      <w:proofErr w:type="spellEnd"/>
-      <w:r>
-        <w:rPr>
-          <w:rFonts w:hint="eastAsia"/>
-        </w:rPr>
-        <w:t>의 크기와 같은 이진 배열인 mask를 생성하였다. 이후 성공 확률을 0.5로 설정하여, 각 픽셀이 유지</w:t>
+      <w:r>
+        <w:rPr>
+          <w:rFonts w:hint="eastAsia"/>
+        </w:rPr>
+        <w:t>의 random.binomial을 활용하여, x_train의 크기와 같은 이진 배열인 mask를 생성하였다. 이후 성공 확률을 0.5로 설정하여, 각 픽셀이 유지</w:t>
       </w:r>
       <w:r>
         <w:rPr>
@@ -696,21 +646,7 @@
         <w:rPr>
           <w:rFonts w:hint="eastAsia"/>
         </w:rPr>
-        <w:t xml:space="preserve">원본 이미지 배열에 마스크를 요소별 곱하여, 0으로 </w:t>
-      </w:r>
-      <w:proofErr w:type="spellStart"/>
-      <w:r>
-        <w:rPr>
-          <w:rFonts w:hint="eastAsia"/>
-        </w:rPr>
-        <w:t>마스킹된</w:t>
-      </w:r>
-      <w:proofErr w:type="spellEnd"/>
-      <w:r>
-        <w:rPr>
-          <w:rFonts w:hint="eastAsia"/>
-        </w:rPr>
-        <w:t xml:space="preserve"> 이미지를 얻었다.</w:t>
+        <w:t>원본 이미지 배열에 마스크를 요소별 곱하여, 0으로 마스킹된 이미지를 얻었다.</w:t>
       </w:r>
       <w:r>
         <w:br/>
@@ -786,35 +722,7 @@
         <w:rPr>
           <w:rFonts w:hint="eastAsia"/>
         </w:rPr>
-        <w:t xml:space="preserve">AE_train.py에서 fit() 호출 시 입력으로 </w:t>
-      </w:r>
-      <w:proofErr w:type="spellStart"/>
-      <w:r>
-        <w:rPr>
-          <w:rFonts w:hint="eastAsia"/>
-        </w:rPr>
-        <w:t>x_train_noisy</w:t>
-      </w:r>
-      <w:proofErr w:type="spellEnd"/>
-      <w:r>
-        <w:rPr>
-          <w:rFonts w:hint="eastAsia"/>
-        </w:rPr>
-        <w:t xml:space="preserve">를 넣고, 타깃으로 </w:t>
-      </w:r>
-      <w:proofErr w:type="spellStart"/>
-      <w:r>
-        <w:rPr>
-          <w:rFonts w:hint="eastAsia"/>
-        </w:rPr>
-        <w:t>x_train</w:t>
-      </w:r>
-      <w:proofErr w:type="spellEnd"/>
-      <w:r>
-        <w:rPr>
-          <w:rFonts w:hint="eastAsia"/>
-        </w:rPr>
-        <w:t xml:space="preserve">을 적용함으로써, 모델은 손실된 픽셀 정보를 주면 픽셀 패턴으로부터 복원하는 </w:t>
+        <w:t xml:space="preserve">AE_train.py에서 fit() 호출 시 입력으로 x_train_noisy를 넣고, 타깃으로 x_train을 적용함으로써, 모델은 손실된 픽셀 정보를 주면 픽셀 패턴으로부터 복원하는 </w:t>
       </w:r>
       <w:r>
         <w:rPr>
@@ -934,7 +842,6 @@
             <w:pPr>
               <w:jc w:val="center"/>
               <w:rPr>
-                <w:rFonts w:hint="eastAsia"/>
                 <w:b/>
                 <w:bCs/>
               </w:rPr>
@@ -974,7 +881,6 @@
             <w:pPr>
               <w:jc w:val="center"/>
               <w:rPr>
-                <w:rFonts w:hint="eastAsia"/>
                 <w:b/>
                 <w:bCs/>
               </w:rPr>
@@ -996,11 +902,6 @@
             <w:tcW w:w="4523" w:type="dxa"/>
           </w:tcPr>
           <w:p>
-            <w:pPr>
-              <w:rPr>
-                <w:rFonts w:hint="eastAsia"/>
-              </w:rPr>
-            </w:pPr>
             <w:r>
               <w:rPr>
                 <w:rFonts w:hint="eastAsia"/>
@@ -1062,11 +963,6 @@
             <w:tcW w:w="4493" w:type="dxa"/>
           </w:tcPr>
           <w:p>
-            <w:pPr>
-              <w:rPr>
-                <w:rFonts w:hint="eastAsia"/>
-              </w:rPr>
-            </w:pPr>
             <w:r>
               <w:rPr>
                 <w:b/>
@@ -1134,7 +1030,6 @@
             <w:pPr>
               <w:jc w:val="center"/>
               <w:rPr>
-                <w:rFonts w:hint="eastAsia"/>
                 <w:noProof/>
               </w:rPr>
             </w:pPr>
@@ -1168,7 +1063,6 @@
             <w:pPr>
               <w:jc w:val="center"/>
               <w:rPr>
-                <w:rFonts w:hint="eastAsia"/>
                 <w:noProof/>
               </w:rPr>
             </w:pPr>
@@ -1190,7 +1084,6 @@
           <w:p>
             <w:pPr>
               <w:rPr>
-                <w:rFonts w:hint="eastAsia"/>
                 <w:noProof/>
               </w:rPr>
             </w:pPr>
@@ -1210,7 +1103,6 @@
           <w:p>
             <w:pPr>
               <w:rPr>
-                <w:rFonts w:hint="eastAsia"/>
                 <w:noProof/>
               </w:rPr>
             </w:pPr>
@@ -1219,14 +1111,7 @@
                 <w:rFonts w:hint="eastAsia"/>
                 <w:noProof/>
               </w:rPr>
-              <w:t xml:space="preserve">픽셀 당 </w:t>
-            </w:r>
-            <w:r>
-              <w:rPr>
-                <w:rFonts w:hint="eastAsia"/>
-                <w:noProof/>
-              </w:rPr>
-              <w:t>일부 검정 점이 그대로 재구성 이미지에 남아있다.</w:t>
+              <w:t>픽셀 당 일부 검정 점이 그대로 재구성 이미지에 남아있다.</w:t>
             </w:r>
           </w:p>
         </w:tc>
@@ -1305,21 +1190,7 @@
         <w:rPr>
           <w:rFonts w:hint="eastAsia"/>
         </w:rPr>
-        <w:t xml:space="preserve">숫자 본연의 형태가 부분적으로 </w:t>
-      </w:r>
-      <w:proofErr w:type="spellStart"/>
-      <w:r>
-        <w:rPr>
-          <w:rFonts w:hint="eastAsia"/>
-        </w:rPr>
-        <w:t>가려져있다</w:t>
-      </w:r>
-      <w:proofErr w:type="spellEnd"/>
-      <w:r>
-        <w:rPr>
-          <w:rFonts w:hint="eastAsia"/>
-        </w:rPr>
-        <w:t>.</w:t>
+        <w:t>숫자 본연의 형태가 부분적으로 가려져있다.</w:t>
       </w:r>
     </w:p>
     <w:p>
@@ -1334,30 +1205,10 @@
         <w:rPr>
           <w:rFonts w:hint="eastAsia"/>
         </w:rPr>
-        <w:t xml:space="preserve">그림 fig1a의 재구성 결과는 대각선, 테두리 등이 더 </w:t>
-      </w:r>
-      <w:proofErr w:type="spellStart"/>
-      <w:r>
-        <w:rPr>
-          <w:rFonts w:hint="eastAsia"/>
-        </w:rPr>
-        <w:t>명확해보인다</w:t>
-      </w:r>
-      <w:proofErr w:type="spellEnd"/>
-      <w:r>
-        <w:rPr>
-          <w:rFonts w:hint="eastAsia"/>
-        </w:rPr>
-        <w:t>.</w:t>
-      </w:r>
-    </w:p>
-    <w:p>
-      <w:pPr>
-        <w:rPr>
-          <w:rFonts w:hint="eastAsia"/>
-        </w:rPr>
-      </w:pPr>
-    </w:p>
+        <w:t>그림 fig1a의 재구성 결과는 대각선, 테두리 등이 더 명확해보인다.</w:t>
+      </w:r>
+    </w:p>
+    <w:p/>
     <w:p>
       <w:pPr>
         <w:rPr>
@@ -1408,19 +1259,11 @@
       <w:r>
         <w:t>”</w:t>
       </w:r>
-      <w:proofErr w:type="spellStart"/>
-      <w:r>
-        <w:rPr>
-          <w:rFonts w:hint="eastAsia"/>
-        </w:rPr>
-        <w:t>으로</w:t>
-      </w:r>
-      <w:proofErr w:type="spellEnd"/>
-      <w:r>
-        <w:rPr>
-          <w:rFonts w:hint="eastAsia"/>
-        </w:rPr>
-        <w:t xml:space="preserve"> 학습하였기 때문에, 모델이 노이즈 위치를 주변 맥락으로 보완하여 원본 형태를 최대한 복원하려고 시도한 학습 결과이다.</w:t>
+      <w:r>
+        <w:rPr>
+          <w:rFonts w:hint="eastAsia"/>
+        </w:rPr>
+        <w:t>으로 학습하였기 때문에, 모델이 노이즈 위치를 주변 맥락으로 보완하여 원본 형태를 최대한 복원하려고 시도한 학습 결과이다.</w:t>
       </w:r>
     </w:p>
     <w:p>
@@ -1456,16 +1299,8 @@
         <w:rPr>
           <w:rFonts w:hint="eastAsia"/>
         </w:rPr>
-        <w:t xml:space="preserve">픽셀 절반을 0으로 </w:t>
-      </w:r>
-      <w:proofErr w:type="spellStart"/>
-      <w:r>
-        <w:rPr>
-          <w:rFonts w:hint="eastAsia"/>
-        </w:rPr>
-        <w:t>마스킹</w:t>
-      </w:r>
-      <w:proofErr w:type="spellEnd"/>
+        <w:t>픽셀 절반을 0으로 마스킹</w:t>
+      </w:r>
       <w:r>
         <w:t>”</w:t>
       </w:r>
@@ -1530,29 +1365,12 @@
           <w:ilvl w:val="0"/>
           <w:numId w:val="8"/>
         </w:numPr>
-        <w:rPr>
-          <w:rFonts w:hint="eastAsia"/>
-        </w:rPr>
-      </w:pPr>
-      <w:r>
-        <w:rPr>
-          <w:rFonts w:hint="eastAsia"/>
-        </w:rPr>
-        <w:t xml:space="preserve">이에 따라, 그림 fig1a의 Decoder는 해당 위치를 원본 값에 가깝게 </w:t>
-      </w:r>
-      <w:proofErr w:type="spellStart"/>
-      <w:r>
-        <w:rPr>
-          <w:rFonts w:hint="eastAsia"/>
-        </w:rPr>
-        <w:t>예측하려하고</w:t>
-      </w:r>
-      <w:proofErr w:type="spellEnd"/>
-      <w:r>
-        <w:rPr>
-          <w:rFonts w:hint="eastAsia"/>
-        </w:rPr>
-        <w:t>, 이 과정에서 노이즈가 제거된다.</w:t>
+      </w:pPr>
+      <w:r>
+        <w:rPr>
+          <w:rFonts w:hint="eastAsia"/>
+        </w:rPr>
+        <w:t>이에 따라, 그림 fig1a의 Decoder는 해당 위치를 원본 값에 가깝게 예측하려하고, 이 과정에서 노이즈가 제거된다.</w:t>
       </w:r>
     </w:p>
     <w:p>
@@ -1620,7 +1438,6 @@
             <w:pPr>
               <w:jc w:val="center"/>
               <w:rPr>
-                <w:rFonts w:hint="eastAsia"/>
                 <w:b/>
                 <w:bCs/>
               </w:rPr>
@@ -1724,9 +1541,6 @@
           <w:p>
             <w:pPr>
               <w:jc w:val="center"/>
-              <w:rPr>
-                <w:rFonts w:hint="eastAsia"/>
-              </w:rPr>
             </w:pPr>
             <w:r>
               <w:t>F</w:t>
@@ -1759,35 +1573,234 @@
     </w:p>
     <w:p>
       <w:pPr>
-        <w:rPr>
-          <w:rFonts w:hint="eastAsia"/>
-        </w:rPr>
-      </w:pPr>
-    </w:p>
-    <w:p>
-      <w:pPr>
-        <w:rPr>
-          <w:b/>
-          <w:bCs/>
-        </w:rPr>
-      </w:pPr>
-      <w:proofErr w:type="spellStart"/>
-      <w:r>
-        <w:rPr>
-          <w:rFonts w:hint="eastAsia"/>
-          <w:b/>
-          <w:bCs/>
-        </w:rPr>
+        <w:pStyle w:val="a6"/>
+        <w:numPr>
+          <w:ilvl w:val="0"/>
+          <w:numId w:val="9"/>
+        </w:numPr>
+      </w:pPr>
+      <w:r>
+        <w:rPr>
+          <w:rFonts w:hint="eastAsia"/>
+        </w:rPr>
+        <w:t>테스트 데이터 선별</w:t>
+      </w:r>
+    </w:p>
+    <w:p>
+      <w:pPr>
+        <w:pStyle w:val="a6"/>
+        <w:ind w:left="800"/>
+        <w:rPr>
+          <w:rFonts w:hint="eastAsia"/>
+          <w:b/>
+          <w:bCs/>
+        </w:rPr>
+      </w:pPr>
+      <w:r>
+        <w:rPr>
+          <w:b/>
+          <w:bCs/>
+        </w:rPr>
+        <w:drawing>
+          <wp:inline distT="0" distB="0" distL="0" distR="0" wp14:anchorId="6BBDE572" wp14:editId="791D684B">
+            <wp:extent cx="2441923" cy="943114"/>
+            <wp:effectExtent l="0" t="0" r="0" b="9525"/>
+            <wp:docPr id="88288867" name="그림 1" descr="텍스트, 폰트, 스크린샷, 번호이(가) 표시된 사진&#10;&#10;AI 생성 콘텐츠는 정확하지 않을 수 있습니다."/>
+            <wp:cNvGraphicFramePr>
+              <a:graphicFrameLocks xmlns:a="http://schemas.openxmlformats.org/drawingml/2006/main" noChangeAspect="1"/>
+            </wp:cNvGraphicFramePr>
+            <a:graphic xmlns:a="http://schemas.openxmlformats.org/drawingml/2006/main">
+              <a:graphicData uri="http://schemas.openxmlformats.org/drawingml/2006/picture">
+                <pic:pic xmlns:pic="http://schemas.openxmlformats.org/drawingml/2006/picture">
+                  <pic:nvPicPr>
+                    <pic:cNvPr id="88288867" name="그림 1" descr="텍스트, 폰트, 스크린샷, 번호이(가) 표시된 사진&#10;&#10;AI 생성 콘텐츠는 정확하지 않을 수 있습니다."/>
+                    <pic:cNvPicPr/>
+                  </pic:nvPicPr>
+                  <pic:blipFill>
+                    <a:blip r:embed="rId15"/>
+                    <a:stretch>
+                      <a:fillRect/>
+                    </a:stretch>
+                  </pic:blipFill>
+                  <pic:spPr>
+                    <a:xfrm>
+                      <a:off x="0" y="0"/>
+                      <a:ext cx="2459167" cy="949774"/>
+                    </a:xfrm>
+                    <a:prstGeom prst="rect">
+                      <a:avLst/>
+                    </a:prstGeom>
+                  </pic:spPr>
+                </pic:pic>
+              </a:graphicData>
+            </a:graphic>
+          </wp:inline>
+        </w:drawing>
+      </w:r>
+    </w:p>
+    <w:p>
+      <w:pPr>
+        <w:pStyle w:val="a6"/>
+        <w:numPr>
+          <w:ilvl w:val="0"/>
+          <w:numId w:val="9"/>
+        </w:numPr>
+      </w:pPr>
+      <w:r>
+        <w:rPr>
+          <w:rFonts w:hint="eastAsia"/>
+        </w:rPr>
+        <w:t>Encoder로 잠재 벡터 생성</w:t>
+      </w:r>
+    </w:p>
+    <w:p>
+      <w:pPr>
+        <w:pStyle w:val="a6"/>
+        <w:ind w:left="800"/>
+        <w:rPr>
+          <w:rFonts w:hint="eastAsia"/>
+        </w:rPr>
+      </w:pPr>
+      <w:r>
+        <w:drawing>
+          <wp:inline distT="0" distB="0" distL="0" distR="0" wp14:anchorId="5884B6C8" wp14:editId="78AD6028">
+            <wp:extent cx="3451463" cy="170546"/>
+            <wp:effectExtent l="0" t="0" r="0" b="1270"/>
+            <wp:docPr id="711361016" name="그림 1"/>
+            <wp:cNvGraphicFramePr>
+              <a:graphicFrameLocks xmlns:a="http://schemas.openxmlformats.org/drawingml/2006/main" noChangeAspect="1"/>
+            </wp:cNvGraphicFramePr>
+            <a:graphic xmlns:a="http://schemas.openxmlformats.org/drawingml/2006/main">
+              <a:graphicData uri="http://schemas.openxmlformats.org/drawingml/2006/picture">
+                <pic:pic xmlns:pic="http://schemas.openxmlformats.org/drawingml/2006/picture">
+                  <pic:nvPicPr>
+                    <pic:cNvPr id="711361016" name=""/>
+                    <pic:cNvPicPr/>
+                  </pic:nvPicPr>
+                  <pic:blipFill>
+                    <a:blip r:embed="rId16"/>
+                    <a:stretch>
+                      <a:fillRect/>
+                    </a:stretch>
+                  </pic:blipFill>
+                  <pic:spPr>
+                    <a:xfrm>
+                      <a:off x="0" y="0"/>
+                      <a:ext cx="3650665" cy="180389"/>
+                    </a:xfrm>
+                    <a:prstGeom prst="rect">
+                      <a:avLst/>
+                    </a:prstGeom>
+                  </pic:spPr>
+                </pic:pic>
+              </a:graphicData>
+            </a:graphic>
+          </wp:inline>
+        </w:drawing>
+      </w:r>
+    </w:p>
+    <w:p>
+      <w:pPr>
+        <w:pStyle w:val="a6"/>
+        <w:numPr>
+          <w:ilvl w:val="0"/>
+          <w:numId w:val="9"/>
+        </w:numPr>
+      </w:pPr>
+      <w:r>
+        <w:rPr>
+          <w:rFonts w:hint="eastAsia"/>
+        </w:rPr>
+        <w:t>클래스 별 코드 평균 계산</w:t>
+      </w:r>
+    </w:p>
+    <w:p>
+      <w:pPr>
+        <w:pStyle w:val="a6"/>
+        <w:ind w:left="800"/>
+        <w:rPr>
+          <w:rFonts w:hint="eastAsia"/>
+        </w:rPr>
+      </w:pPr>
+      <w:r>
+        <w:drawing>
+          <wp:inline distT="0" distB="0" distL="0" distR="0" wp14:anchorId="37652BED" wp14:editId="6F023DC4">
+            <wp:extent cx="4649820" cy="2235788"/>
+            <wp:effectExtent l="0" t="0" r="0" b="0"/>
+            <wp:docPr id="1153991782" name="그림 1" descr="텍스트, 스크린샷, 폰트이(가) 표시된 사진&#10;&#10;AI 생성 콘텐츠는 정확하지 않을 수 있습니다."/>
+            <wp:cNvGraphicFramePr>
+              <a:graphicFrameLocks xmlns:a="http://schemas.openxmlformats.org/drawingml/2006/main" noChangeAspect="1"/>
+            </wp:cNvGraphicFramePr>
+            <a:graphic xmlns:a="http://schemas.openxmlformats.org/drawingml/2006/main">
+              <a:graphicData uri="http://schemas.openxmlformats.org/drawingml/2006/picture">
+                <pic:pic xmlns:pic="http://schemas.openxmlformats.org/drawingml/2006/picture">
+                  <pic:nvPicPr>
+                    <pic:cNvPr id="1153991782" name="그림 1" descr="텍스트, 스크린샷, 폰트이(가) 표시된 사진&#10;&#10;AI 생성 콘텐츠는 정확하지 않을 수 있습니다."/>
+                    <pic:cNvPicPr/>
+                  </pic:nvPicPr>
+                  <pic:blipFill>
+                    <a:blip r:embed="rId17"/>
+                    <a:stretch>
+                      <a:fillRect/>
+                    </a:stretch>
+                  </pic:blipFill>
+                  <pic:spPr>
+                    <a:xfrm>
+                      <a:off x="0" y="0"/>
+                      <a:ext cx="4705925" cy="2262765"/>
+                    </a:xfrm>
+                    <a:prstGeom prst="rect">
+                      <a:avLst/>
+                    </a:prstGeom>
+                  </pic:spPr>
+                </pic:pic>
+              </a:graphicData>
+            </a:graphic>
+          </wp:inline>
+        </w:drawing>
+      </w:r>
+    </w:p>
+    <w:p>
+      <w:pPr>
+        <w:rPr>
+          <w:b/>
+          <w:bCs/>
+        </w:rPr>
+      </w:pPr>
+      <w:r>
+        <w:rPr>
+          <w:rFonts w:hint="eastAsia"/>
+          <w:b/>
+          <w:bCs/>
+        </w:rPr>
+        <w:lastRenderedPageBreak/>
         <w:t>느낀점</w:t>
       </w:r>
-      <w:proofErr w:type="spellEnd"/>
-    </w:p>
-    <w:p>
-      <w:pPr>
-        <w:rPr>
-          <w:rFonts w:hint="eastAsia"/>
-        </w:rPr>
-      </w:pPr>
+    </w:p>
+    <w:p>
+      <w:r>
+        <w:t>- 평균 코드를 디코더에 입력했을 때, 손글씨마다 편차가 있던 획 굵기나 기울기가 많이 사라지고, 전형적인 숫자 형태만 남아 흥미로웠다.</w:t>
+      </w:r>
+    </w:p>
+    <w:p>
+      <w:r>
+        <w:t>- 특히 “8”처럼 곡선이 두 개 겹치는 형태는 개별 샘플마다 차이가 큰 편인데도, 평균화 과정에서 전체적인 비율이 적절히 유지되었다.</w:t>
+      </w:r>
+    </w:p>
+    <w:p>
+      <w:r>
+        <w:t>- 반면 “7”이나 “4”처럼 날카로운 모서리가 있는 숫자는, 평균값 출력에서 약간 둥글게 표현되어 본래보다 부드럽게 보였다.</w:t>
+      </w:r>
+    </w:p>
+    <w:p>
+      <w:pPr>
+        <w:rPr>
+          <w:rFonts w:hint="eastAsia"/>
+        </w:rPr>
+      </w:pPr>
+      <w:r>
+        <w:t>- 이 과정을 통해 “잠재 공간(latent space)에서의 평균”이 실제 픽셀 이미지로 어떻게 해석되는지 감을 잡을 수 있었다.</w:t>
+      </w:r>
     </w:p>
     <w:p>
       <w:pPr>
@@ -1835,6 +1848,114 @@
         <w:t>각 숫자(class)별 code 평균값 및 표준편차를 활용하여 새로운 숫자 생성</w:t>
       </w:r>
     </w:p>
+    <w:tbl>
+      <w:tblPr>
+        <w:tblStyle w:val="aa"/>
+        <w:tblW w:w="0" w:type="auto"/>
+        <w:tblLook w:val="04A0" w:firstRow="1" w:lastRow="0" w:firstColumn="1" w:lastColumn="0" w:noHBand="0" w:noVBand="1"/>
+      </w:tblPr>
+      <w:tblGrid>
+        <w:gridCol w:w="9016"/>
+      </w:tblGrid>
+      <w:tr>
+        <w:tc>
+          <w:tcPr>
+            <w:tcW w:w="9016" w:type="dxa"/>
+            <w:shd w:val="clear" w:color="auto" w:fill="D9D9D9" w:themeFill="background1" w:themeFillShade="D9"/>
+          </w:tcPr>
+          <w:p>
+            <w:pPr>
+              <w:jc w:val="center"/>
+              <w:rPr>
+                <w:b/>
+                <w:bCs/>
+              </w:rPr>
+            </w:pPr>
+            <w:r>
+              <w:rPr>
+                <w:rFonts w:hint="eastAsia"/>
+                <w:b/>
+                <w:bCs/>
+              </w:rPr>
+              <w:t>재구성한 이미지를 통해 가시화</w:t>
+            </w:r>
+          </w:p>
+        </w:tc>
+      </w:tr>
+      <w:tr>
+        <w:tc>
+          <w:tcPr>
+            <w:tcW w:w="9016" w:type="dxa"/>
+          </w:tcPr>
+          <w:p>
+            <w:r>
+              <w:drawing>
+                <wp:inline distT="0" distB="0" distL="0" distR="0" wp14:anchorId="49FCDC0F" wp14:editId="0D003F8C">
+                  <wp:extent cx="5576254" cy="3299047"/>
+                  <wp:effectExtent l="0" t="0" r="5715" b="0"/>
+                  <wp:docPr id="659322539" name="그림 1"/>
+                  <wp:cNvGraphicFramePr>
+                    <a:graphicFrameLocks xmlns:a="http://schemas.openxmlformats.org/drawingml/2006/main" noChangeAspect="1"/>
+                  </wp:cNvGraphicFramePr>
+                  <a:graphic xmlns:a="http://schemas.openxmlformats.org/drawingml/2006/main">
+                    <a:graphicData uri="http://schemas.openxmlformats.org/drawingml/2006/picture">
+                      <pic:pic xmlns:pic="http://schemas.openxmlformats.org/drawingml/2006/picture">
+                        <pic:nvPicPr>
+                          <pic:cNvPr id="659322539" name=""/>
+                          <pic:cNvPicPr/>
+                        </pic:nvPicPr>
+                        <pic:blipFill>
+                          <a:blip r:embed="rId18"/>
+                          <a:stretch>
+                            <a:fillRect/>
+                          </a:stretch>
+                        </pic:blipFill>
+                        <pic:spPr>
+                          <a:xfrm>
+                            <a:off x="0" y="0"/>
+                            <a:ext cx="5582238" cy="3302587"/>
+                          </a:xfrm>
+                          <a:prstGeom prst="rect">
+                            <a:avLst/>
+                          </a:prstGeom>
+                        </pic:spPr>
+                      </pic:pic>
+                    </a:graphicData>
+                  </a:graphic>
+                </wp:inline>
+              </w:drawing>
+            </w:r>
+          </w:p>
+        </w:tc>
+      </w:tr>
+      <w:tr>
+        <w:tc>
+          <w:tcPr>
+            <w:tcW w:w="9016" w:type="dxa"/>
+          </w:tcPr>
+          <w:p>
+            <w:pPr>
+              <w:jc w:val="center"/>
+            </w:pPr>
+            <w:r>
+              <w:t>F</w:t>
+            </w:r>
+            <w:r>
+              <w:rPr>
+                <w:rFonts w:hint="eastAsia"/>
+              </w:rPr>
+              <w:t>ig</w:t>
+            </w:r>
+            <w:r>
+              <w:rPr>
+                <w:rFonts w:hint="eastAsia"/>
+              </w:rPr>
+              <w:t>4a</w:t>
+            </w:r>
+          </w:p>
+        </w:tc>
+      </w:tr>
+    </w:tbl>
     <w:p/>
     <w:p>
       <w:pPr>
@@ -1882,6 +2003,135 @@
         <w:t>각 숫자(class)별 code 평균값 위치관계 확인</w:t>
       </w:r>
     </w:p>
+    <w:tbl>
+      <w:tblPr>
+        <w:tblStyle w:val="aa"/>
+        <w:tblW w:w="0" w:type="auto"/>
+        <w:tblLook w:val="04A0" w:firstRow="1" w:lastRow="0" w:firstColumn="1" w:lastColumn="0" w:noHBand="0" w:noVBand="1"/>
+      </w:tblPr>
+      <w:tblGrid>
+        <w:gridCol w:w="9016"/>
+      </w:tblGrid>
+      <w:tr>
+        <w:tc>
+          <w:tcPr>
+            <w:tcW w:w="9016" w:type="dxa"/>
+            <w:shd w:val="clear" w:color="auto" w:fill="D9D9D9" w:themeFill="background1" w:themeFillShade="D9"/>
+          </w:tcPr>
+          <w:p>
+            <w:pPr>
+              <w:jc w:val="center"/>
+              <w:rPr>
+                <w:rFonts w:hint="eastAsia"/>
+                <w:b/>
+                <w:bCs/>
+              </w:rPr>
+            </w:pPr>
+            <w:r>
+              <w:rPr>
+                <w:b/>
+                <w:bCs/>
+              </w:rPr>
+              <w:t>C</w:t>
+            </w:r>
+            <w:r>
+              <w:rPr>
+                <w:rFonts w:hint="eastAsia"/>
+                <w:b/>
+                <w:bCs/>
+              </w:rPr>
+              <w:t>ode 평균값 가시화</w:t>
+            </w:r>
+          </w:p>
+        </w:tc>
+      </w:tr>
+      <w:tr>
+        <w:tc>
+          <w:tcPr>
+            <w:tcW w:w="9016" w:type="dxa"/>
+          </w:tcPr>
+          <w:p>
+            <w:r>
+              <w:drawing>
+                <wp:inline distT="0" distB="0" distL="0" distR="0" wp14:anchorId="5D6743FB" wp14:editId="5DA7CD46">
+                  <wp:extent cx="5731510" cy="3390900"/>
+                  <wp:effectExtent l="0" t="0" r="2540" b="0"/>
+                  <wp:docPr id="2059854430" name="그림 1"/>
+                  <wp:cNvGraphicFramePr>
+                    <a:graphicFrameLocks xmlns:a="http://schemas.openxmlformats.org/drawingml/2006/main" noChangeAspect="1"/>
+                  </wp:cNvGraphicFramePr>
+                  <a:graphic xmlns:a="http://schemas.openxmlformats.org/drawingml/2006/main">
+                    <a:graphicData uri="http://schemas.openxmlformats.org/drawingml/2006/picture">
+                      <pic:pic xmlns:pic="http://schemas.openxmlformats.org/drawingml/2006/picture">
+                        <pic:nvPicPr>
+                          <pic:cNvPr id="2059854430" name=""/>
+                          <pic:cNvPicPr/>
+                        </pic:nvPicPr>
+                        <pic:blipFill>
+                          <a:blip r:embed="rId19"/>
+                          <a:stretch>
+                            <a:fillRect/>
+                          </a:stretch>
+                        </pic:blipFill>
+                        <pic:spPr>
+                          <a:xfrm>
+                            <a:off x="0" y="0"/>
+                            <a:ext cx="5731510" cy="3390900"/>
+                          </a:xfrm>
+                          <a:prstGeom prst="rect">
+                            <a:avLst/>
+                          </a:prstGeom>
+                        </pic:spPr>
+                      </pic:pic>
+                    </a:graphicData>
+                  </a:graphic>
+                </wp:inline>
+              </w:drawing>
+            </w:r>
+          </w:p>
+        </w:tc>
+      </w:tr>
+      <w:tr>
+        <w:tc>
+          <w:tcPr>
+            <w:tcW w:w="9016" w:type="dxa"/>
+          </w:tcPr>
+          <w:p>
+            <w:pPr>
+              <w:jc w:val="center"/>
+            </w:pPr>
+            <w:r>
+              <w:t>F</w:t>
+            </w:r>
+            <w:r>
+              <w:rPr>
+                <w:rFonts w:hint="eastAsia"/>
+              </w:rPr>
+              <w:t>ig</w:t>
+            </w:r>
+            <w:r>
+              <w:rPr>
+                <w:rFonts w:hint="eastAsia"/>
+              </w:rPr>
+              <w:t>5</w:t>
+            </w:r>
+            <w:r>
+              <w:rPr>
+                <w:rFonts w:hint="eastAsia"/>
+              </w:rPr>
+              <w:t>c</w:t>
+            </w:r>
+          </w:p>
+        </w:tc>
+      </w:tr>
+    </w:tbl>
+    <w:p>
+      <w:pPr>
+        <w:rPr>
+          <w:rFonts w:hint="eastAsia"/>
+        </w:rPr>
+      </w:pPr>
+    </w:p>
     <w:p>
       <w:pPr>
         <w:widowControl/>
@@ -1964,7 +2214,29 @@
     </w:p>
     <w:p>
       <w:pPr>
-        <w:rPr>
+        <w:pStyle w:val="a6"/>
+        <w:numPr>
+          <w:ilvl w:val="0"/>
+          <w:numId w:val="8"/>
+        </w:numPr>
+        <w:rPr>
+          <w:b/>
+          <w:bCs/>
+        </w:rPr>
+      </w:pPr>
+      <w:r>
+        <w:rPr>
+          <w:rFonts w:hint="eastAsia"/>
+        </w:rPr>
+        <w:t>중급</w:t>
+      </w:r>
+    </w:p>
+    <w:p>
+      <w:pPr>
+        <w:pStyle w:val="a6"/>
+        <w:ind w:left="800"/>
+        <w:rPr>
+          <w:rFonts w:hint="eastAsia"/>
           <w:b/>
           <w:bCs/>
         </w:rPr>
@@ -2014,9 +2286,20 @@
     </w:p>
     <w:p>
       <w:pPr>
-        <w:rPr>
-          <w:b/>
-          <w:bCs/>
+        <w:pStyle w:val="a6"/>
+        <w:numPr>
+          <w:ilvl w:val="0"/>
+          <w:numId w:val="8"/>
+        </w:numPr>
+        <w:rPr>
+          <w:rFonts w:hint="eastAsia"/>
+        </w:rPr>
+      </w:pPr>
+    </w:p>
+    <w:p>
+      <w:pPr>
+        <w:rPr>
+          <w:rFonts w:hint="eastAsia"/>
         </w:rPr>
       </w:pPr>
     </w:p>
@@ -2056,9 +2339,20 @@
     </w:p>
     <w:p>
       <w:pPr>
-        <w:rPr>
-          <w:b/>
-          <w:bCs/>
+        <w:pStyle w:val="a6"/>
+        <w:numPr>
+          <w:ilvl w:val="0"/>
+          <w:numId w:val="8"/>
+        </w:numPr>
+        <w:rPr>
+          <w:rFonts w:hint="eastAsia"/>
+        </w:rPr>
+      </w:pPr>
+    </w:p>
+    <w:p>
+      <w:pPr>
+        <w:rPr>
+          <w:rFonts w:hint="eastAsia"/>
         </w:rPr>
       </w:pPr>
     </w:p>
@@ -2106,9 +2400,20 @@
     </w:p>
     <w:p>
       <w:pPr>
-        <w:rPr>
-          <w:b/>
-          <w:bCs/>
+        <w:pStyle w:val="a6"/>
+        <w:numPr>
+          <w:ilvl w:val="0"/>
+          <w:numId w:val="8"/>
+        </w:numPr>
+        <w:rPr>
+          <w:rFonts w:hint="eastAsia"/>
+        </w:rPr>
+      </w:pPr>
+    </w:p>
+    <w:p>
+      <w:pPr>
+        <w:rPr>
+          <w:rFonts w:hint="eastAsia"/>
         </w:rPr>
       </w:pPr>
     </w:p>
@@ -2148,9 +2453,20 @@
     </w:p>
     <w:p>
       <w:pPr>
-        <w:rPr>
-          <w:b/>
-          <w:bCs/>
+        <w:pStyle w:val="a6"/>
+        <w:numPr>
+          <w:ilvl w:val="0"/>
+          <w:numId w:val="8"/>
+        </w:numPr>
+        <w:rPr>
+          <w:rFonts w:hint="eastAsia"/>
+        </w:rPr>
+      </w:pPr>
+    </w:p>
+    <w:p>
+      <w:pPr>
+        <w:rPr>
+          <w:rFonts w:hint="eastAsia"/>
         </w:rPr>
       </w:pPr>
     </w:p>
@@ -2198,9 +2514,20 @@
     </w:p>
     <w:p>
       <w:pPr>
-        <w:rPr>
-          <w:b/>
-          <w:bCs/>
+        <w:pStyle w:val="a6"/>
+        <w:numPr>
+          <w:ilvl w:val="0"/>
+          <w:numId w:val="8"/>
+        </w:numPr>
+        <w:rPr>
+          <w:rFonts w:hint="eastAsia"/>
+        </w:rPr>
+      </w:pPr>
+    </w:p>
+    <w:p>
+      <w:pPr>
+        <w:rPr>
+          <w:rFonts w:hint="eastAsia"/>
         </w:rPr>
       </w:pPr>
     </w:p>
@@ -2248,9 +2575,20 @@
     </w:p>
     <w:p>
       <w:pPr>
-        <w:rPr>
-          <w:b/>
-          <w:bCs/>
+        <w:pStyle w:val="a6"/>
+        <w:numPr>
+          <w:ilvl w:val="0"/>
+          <w:numId w:val="8"/>
+        </w:numPr>
+        <w:rPr>
+          <w:rFonts w:hint="eastAsia"/>
+        </w:rPr>
+      </w:pPr>
+    </w:p>
+    <w:p>
+      <w:pPr>
+        <w:rPr>
+          <w:rFonts w:hint="eastAsia"/>
         </w:rPr>
       </w:pPr>
     </w:p>
@@ -2271,7 +2609,15 @@
           <w:b/>
           <w:bCs/>
         </w:rPr>
-        <w:t>ChatGPT와 같은 AI 도구를 효과적으로 사용하는 방법은 무엇이라고 생각하는가?</w:t>
+        <w:t>ChatGPT와 같은 AI 도구를 효과적으로 사용하는 방법은 무엇이라고 생각하는</w:t>
+      </w:r>
+      <w:r>
+        <w:rPr>
+          <w:b/>
+          <w:bCs/>
+        </w:rPr>
+        <w:lastRenderedPageBreak/>
+        <w:t>가?</w:t>
       </w:r>
       <w:r>
         <w:rPr>
@@ -2290,9 +2636,20 @@
     </w:p>
     <w:p>
       <w:pPr>
-        <w:rPr>
-          <w:b/>
-          <w:bCs/>
+        <w:pStyle w:val="a6"/>
+        <w:numPr>
+          <w:ilvl w:val="0"/>
+          <w:numId w:val="8"/>
+        </w:numPr>
+        <w:rPr>
+          <w:rFonts w:hint="eastAsia"/>
+        </w:rPr>
+      </w:pPr>
+    </w:p>
+    <w:p>
+      <w:pPr>
+        <w:rPr>
+          <w:rFonts w:hint="eastAsia"/>
         </w:rPr>
       </w:pPr>
     </w:p>
@@ -2340,9 +2697,20 @@
     </w:p>
     <w:p>
       <w:pPr>
-        <w:rPr>
-          <w:b/>
-          <w:bCs/>
+        <w:pStyle w:val="a6"/>
+        <w:numPr>
+          <w:ilvl w:val="0"/>
+          <w:numId w:val="8"/>
+        </w:numPr>
+        <w:rPr>
+          <w:rFonts w:hint="eastAsia"/>
+        </w:rPr>
+      </w:pPr>
+    </w:p>
+    <w:p>
+      <w:pPr>
+        <w:rPr>
+          <w:rFonts w:hint="eastAsia"/>
         </w:rPr>
       </w:pPr>
     </w:p>
@@ -2382,9 +2750,20 @@
     </w:p>
     <w:p>
       <w:pPr>
-        <w:rPr>
-          <w:b/>
-          <w:bCs/>
+        <w:pStyle w:val="a6"/>
+        <w:numPr>
+          <w:ilvl w:val="0"/>
+          <w:numId w:val="8"/>
+        </w:numPr>
+        <w:rPr>
+          <w:rFonts w:hint="eastAsia"/>
+        </w:rPr>
+      </w:pPr>
+    </w:p>
+    <w:p>
+      <w:pPr>
+        <w:rPr>
+          <w:rFonts w:hint="eastAsia"/>
         </w:rPr>
       </w:pPr>
     </w:p>
@@ -2432,9 +2811,20 @@
     </w:p>
     <w:p>
       <w:pPr>
-        <w:rPr>
-          <w:b/>
-          <w:bCs/>
+        <w:pStyle w:val="a6"/>
+        <w:numPr>
+          <w:ilvl w:val="0"/>
+          <w:numId w:val="8"/>
+        </w:numPr>
+        <w:rPr>
+          <w:rFonts w:hint="eastAsia"/>
+        </w:rPr>
+      </w:pPr>
+    </w:p>
+    <w:p>
+      <w:pPr>
+        <w:rPr>
+          <w:rFonts w:hint="eastAsia"/>
         </w:rPr>
       </w:pPr>
     </w:p>
@@ -2474,9 +2864,20 @@
     </w:p>
     <w:p>
       <w:pPr>
-        <w:rPr>
-          <w:b/>
-          <w:bCs/>
+        <w:pStyle w:val="a6"/>
+        <w:numPr>
+          <w:ilvl w:val="0"/>
+          <w:numId w:val="8"/>
+        </w:numPr>
+        <w:rPr>
+          <w:rFonts w:hint="eastAsia"/>
+        </w:rPr>
+      </w:pPr>
+    </w:p>
+    <w:p>
+      <w:pPr>
+        <w:rPr>
+          <w:rFonts w:hint="eastAsia"/>
         </w:rPr>
       </w:pPr>
     </w:p>
@@ -2582,6 +2983,95 @@
     </w:lvl>
   </w:abstractNum>
   <w:abstractNum w:abstractNumId="1" w15:restartNumberingAfterBreak="0">
+    <w:nsid w:val="08706A46"/>
+    <w:multiLevelType w:val="hybridMultilevel"/>
+    <w:tmpl w:val="0DB4FD6C"/>
+    <w:lvl w:ilvl="0" w:tplc="71A2E89A">
+      <w:start w:val="1"/>
+      <w:numFmt w:val="decimal"/>
+      <w:lvlText w:val="%1)"/>
+      <w:lvlJc w:val="left"/>
+      <w:pPr>
+        <w:ind w:left="800" w:hanging="360"/>
+      </w:pPr>
+      <w:rPr>
+        <w:rFonts w:hint="default"/>
+      </w:rPr>
+    </w:lvl>
+    <w:lvl w:ilvl="1" w:tplc="04090019" w:tentative="1">
+      <w:start w:val="1"/>
+      <w:numFmt w:val="upperLetter"/>
+      <w:lvlText w:val="%2."/>
+      <w:lvlJc w:val="left"/>
+      <w:pPr>
+        <w:ind w:left="1320" w:hanging="440"/>
+      </w:pPr>
+    </w:lvl>
+    <w:lvl w:ilvl="2" w:tplc="0409001B" w:tentative="1">
+      <w:start w:val="1"/>
+      <w:numFmt w:val="lowerRoman"/>
+      <w:lvlText w:val="%3."/>
+      <w:lvlJc w:val="right"/>
+      <w:pPr>
+        <w:ind w:left="1760" w:hanging="440"/>
+      </w:pPr>
+    </w:lvl>
+    <w:lvl w:ilvl="3" w:tplc="0409000F" w:tentative="1">
+      <w:start w:val="1"/>
+      <w:numFmt w:val="decimal"/>
+      <w:lvlText w:val="%4."/>
+      <w:lvlJc w:val="left"/>
+      <w:pPr>
+        <w:ind w:left="2200" w:hanging="440"/>
+      </w:pPr>
+    </w:lvl>
+    <w:lvl w:ilvl="4" w:tplc="04090019" w:tentative="1">
+      <w:start w:val="1"/>
+      <w:numFmt w:val="upperLetter"/>
+      <w:lvlText w:val="%5."/>
+      <w:lvlJc w:val="left"/>
+      <w:pPr>
+        <w:ind w:left="2640" w:hanging="440"/>
+      </w:pPr>
+    </w:lvl>
+    <w:lvl w:ilvl="5" w:tplc="0409001B" w:tentative="1">
+      <w:start w:val="1"/>
+      <w:numFmt w:val="lowerRoman"/>
+      <w:lvlText w:val="%6."/>
+      <w:lvlJc w:val="right"/>
+      <w:pPr>
+        <w:ind w:left="3080" w:hanging="440"/>
+      </w:pPr>
+    </w:lvl>
+    <w:lvl w:ilvl="6" w:tplc="0409000F" w:tentative="1">
+      <w:start w:val="1"/>
+      <w:numFmt w:val="decimal"/>
+      <w:lvlText w:val="%7."/>
+      <w:lvlJc w:val="left"/>
+      <w:pPr>
+        <w:ind w:left="3520" w:hanging="440"/>
+      </w:pPr>
+    </w:lvl>
+    <w:lvl w:ilvl="7" w:tplc="04090019" w:tentative="1">
+      <w:start w:val="1"/>
+      <w:numFmt w:val="upperLetter"/>
+      <w:lvlText w:val="%8."/>
+      <w:lvlJc w:val="left"/>
+      <w:pPr>
+        <w:ind w:left="3960" w:hanging="440"/>
+      </w:pPr>
+    </w:lvl>
+    <w:lvl w:ilvl="8" w:tplc="0409001B" w:tentative="1">
+      <w:start w:val="1"/>
+      <w:numFmt w:val="lowerRoman"/>
+      <w:lvlText w:val="%9."/>
+      <w:lvlJc w:val="right"/>
+      <w:pPr>
+        <w:ind w:left="4400" w:hanging="440"/>
+      </w:pPr>
+    </w:lvl>
+  </w:abstractNum>
+  <w:abstractNum w:abstractNumId="2" w15:restartNumberingAfterBreak="0">
     <w:nsid w:val="12AB6D38"/>
     <w:multiLevelType w:val="hybridMultilevel"/>
     <w:tmpl w:val="D74C2868"/>
@@ -2693,7 +3183,7 @@
       </w:rPr>
     </w:lvl>
   </w:abstractNum>
-  <w:abstractNum w:abstractNumId="2" w15:restartNumberingAfterBreak="0">
+  <w:abstractNum w:abstractNumId="3" w15:restartNumberingAfterBreak="0">
     <w:nsid w:val="33935710"/>
     <w:multiLevelType w:val="hybridMultilevel"/>
     <w:tmpl w:val="6ED66150"/>
@@ -2782,7 +3272,7 @@
       </w:pPr>
     </w:lvl>
   </w:abstractNum>
-  <w:abstractNum w:abstractNumId="3" w15:restartNumberingAfterBreak="0">
+  <w:abstractNum w:abstractNumId="4" w15:restartNumberingAfterBreak="0">
     <w:nsid w:val="4E362B3E"/>
     <w:multiLevelType w:val="hybridMultilevel"/>
     <w:tmpl w:val="7F56787E"/>
@@ -2894,7 +3384,7 @@
       </w:rPr>
     </w:lvl>
   </w:abstractNum>
-  <w:abstractNum w:abstractNumId="4" w15:restartNumberingAfterBreak="0">
+  <w:abstractNum w:abstractNumId="5" w15:restartNumberingAfterBreak="0">
     <w:nsid w:val="56A65A6A"/>
     <w:multiLevelType w:val="hybridMultilevel"/>
     <w:tmpl w:val="8D988342"/>
@@ -2983,7 +3473,7 @@
       </w:pPr>
     </w:lvl>
   </w:abstractNum>
-  <w:abstractNum w:abstractNumId="5" w15:restartNumberingAfterBreak="0">
+  <w:abstractNum w:abstractNumId="6" w15:restartNumberingAfterBreak="0">
     <w:nsid w:val="5B06386B"/>
     <w:multiLevelType w:val="hybridMultilevel"/>
     <w:tmpl w:val="880CBB42"/>
@@ -3072,7 +3562,7 @@
       </w:pPr>
     </w:lvl>
   </w:abstractNum>
-  <w:abstractNum w:abstractNumId="6" w15:restartNumberingAfterBreak="0">
+  <w:abstractNum w:abstractNumId="7" w15:restartNumberingAfterBreak="0">
     <w:nsid w:val="79574B28"/>
     <w:multiLevelType w:val="hybridMultilevel"/>
     <w:tmpl w:val="33E2B036"/>
@@ -3184,7 +3674,7 @@
       </w:rPr>
     </w:lvl>
   </w:abstractNum>
-  <w:abstractNum w:abstractNumId="7" w15:restartNumberingAfterBreak="0">
+  <w:abstractNum w:abstractNumId="8" w15:restartNumberingAfterBreak="0">
     <w:nsid w:val="79EF181A"/>
     <w:multiLevelType w:val="hybridMultilevel"/>
     <w:tmpl w:val="39642AC2"/>
@@ -3274,28 +3764,31 @@
     </w:lvl>
   </w:abstractNum>
   <w:num w:numId="1" w16cid:durableId="1162085161">
-    <w:abstractNumId w:val="7"/>
+    <w:abstractNumId w:val="8"/>
   </w:num>
   <w:num w:numId="2" w16cid:durableId="347558918">
-    <w:abstractNumId w:val="2"/>
+    <w:abstractNumId w:val="3"/>
   </w:num>
   <w:num w:numId="3" w16cid:durableId="19599392">
     <w:abstractNumId w:val="0"/>
   </w:num>
   <w:num w:numId="4" w16cid:durableId="656543592">
+    <w:abstractNumId w:val="6"/>
+  </w:num>
+  <w:num w:numId="5" w16cid:durableId="1683626725">
+    <w:abstractNumId w:val="4"/>
+  </w:num>
+  <w:num w:numId="6" w16cid:durableId="493036873">
     <w:abstractNumId w:val="5"/>
   </w:num>
-  <w:num w:numId="5" w16cid:durableId="1683626725">
-    <w:abstractNumId w:val="3"/>
-  </w:num>
-  <w:num w:numId="6" w16cid:durableId="493036873">
-    <w:abstractNumId w:val="4"/>
-  </w:num>
   <w:num w:numId="7" w16cid:durableId="432550561">
-    <w:abstractNumId w:val="1"/>
+    <w:abstractNumId w:val="2"/>
   </w:num>
   <w:num w:numId="8" w16cid:durableId="988284561">
-    <w:abstractNumId w:val="6"/>
+    <w:abstractNumId w:val="7"/>
+  </w:num>
+  <w:num w:numId="9" w16cid:durableId="1494101456">
+    <w:abstractNumId w:val="1"/>
   </w:num>
 </w:numbering>
 </file>
@@ -3700,7 +4193,7 @@
   <w:style w:type="paragraph" w:default="1" w:styleId="a">
     <w:name w:val="Normal"/>
     <w:qFormat/>
-    <w:rsid w:val="00B3395B"/>
+    <w:rsid w:val="00447D6F"/>
     <w:pPr>
       <w:widowControl w:val="0"/>
       <w:wordWrap w:val="0"/>

--- a/Report/2142851 김형준 딥러닝 리포트.docx
+++ b/Report/2142851 김형준 딥러닝 리포트.docx
@@ -1591,15 +1591,15 @@
         <w:pStyle w:val="a6"/>
         <w:ind w:left="800"/>
         <w:rPr>
-          <w:rFonts w:hint="eastAsia"/>
-          <w:b/>
-          <w:bCs/>
-        </w:rPr>
-      </w:pPr>
-      <w:r>
-        <w:rPr>
-          <w:b/>
-          <w:bCs/>
+          <w:b/>
+          <w:bCs/>
+        </w:rPr>
+      </w:pPr>
+      <w:r>
+        <w:rPr>
+          <w:b/>
+          <w:bCs/>
+          <w:noProof/>
         </w:rPr>
         <w:drawing>
           <wp:inline distT="0" distB="0" distL="0" distR="0" wp14:anchorId="6BBDE572" wp14:editId="791D684B">
@@ -1657,11 +1657,11 @@
       <w:pPr>
         <w:pStyle w:val="a6"/>
         <w:ind w:left="800"/>
-        <w:rPr>
-          <w:rFonts w:hint="eastAsia"/>
-        </w:rPr>
-      </w:pPr>
-      <w:r>
+      </w:pPr>
+      <w:r>
+        <w:rPr>
+          <w:noProof/>
+        </w:rPr>
         <w:drawing>
           <wp:inline distT="0" distB="0" distL="0" distR="0" wp14:anchorId="5884B6C8" wp14:editId="78AD6028">
             <wp:extent cx="3451463" cy="170546"/>
@@ -1718,11 +1718,11 @@
       <w:pPr>
         <w:pStyle w:val="a6"/>
         <w:ind w:left="800"/>
-        <w:rPr>
-          <w:rFonts w:hint="eastAsia"/>
-        </w:rPr>
-      </w:pPr>
-      <w:r>
+      </w:pPr>
+      <w:r>
+        <w:rPr>
+          <w:noProof/>
+        </w:rPr>
         <w:drawing>
           <wp:inline distT="0" distB="0" distL="0" distR="0" wp14:anchorId="37652BED" wp14:editId="6F023DC4">
             <wp:extent cx="4649820" cy="2235788"/>
@@ -1763,6 +1763,7 @@
     <w:p>
       <w:pPr>
         <w:rPr>
+          <w:rFonts w:hint="eastAsia"/>
           <w:b/>
           <w:bCs/>
         </w:rPr>
@@ -1778,28 +1779,68 @@
       </w:r>
     </w:p>
     <w:p>
-      <w:r>
-        <w:t>- 평균 코드를 디코더에 입력했을 때, 손글씨마다 편차가 있던 획 굵기나 기울기가 많이 사라지고, 전형적인 숫자 형태만 남아 흥미로웠다.</w:t>
-      </w:r>
-    </w:p>
-    <w:p>
-      <w:r>
-        <w:t>- 특히 “8”처럼 곡선이 두 개 겹치는 형태는 개별 샘플마다 차이가 큰 편인데도, 평균화 과정에서 전체적인 비율이 적절히 유지되었다.</w:t>
-      </w:r>
-    </w:p>
-    <w:p>
-      <w:r>
-        <w:t>- 반면 “7”이나 “4”처럼 날카로운 모서리가 있는 숫자는, 평균값 출력에서 약간 둥글게 표현되어 본래보다 부드럽게 보였다.</w:t>
-      </w:r>
-    </w:p>
-    <w:p>
-      <w:pPr>
-        <w:rPr>
-          <w:rFonts w:hint="eastAsia"/>
-        </w:rPr>
-      </w:pPr>
-      <w:r>
-        <w:t>- 이 과정을 통해 “잠재 공간(latent space)에서의 평균”이 실제 픽셀 이미지로 어떻게 해석되는지 감을 잡을 수 있었다.</w:t>
+      <w:pPr>
+        <w:rPr>
+          <w:rFonts w:hint="eastAsia"/>
+        </w:rPr>
+      </w:pPr>
+      <w:r>
+        <w:rPr>
+          <w:rFonts w:hint="eastAsia"/>
+        </w:rPr>
+        <w:t xml:space="preserve">- </w:t>
+      </w:r>
+      <w:r>
+        <w:t>평균 코드를 디코더에 입력</w:t>
+      </w:r>
+      <w:r>
+        <w:rPr>
+          <w:rFonts w:hint="eastAsia"/>
+        </w:rPr>
+        <w:t>해보니, 획의 굵기나 기울기가 달랐던 것과 다르게 숫자의 모습이 남아있어서 신기했다.</w:t>
+      </w:r>
+    </w:p>
+    <w:p>
+      <w:pPr>
+        <w:rPr>
+          <w:rFonts w:hint="eastAsia"/>
+        </w:rPr>
+      </w:pPr>
+      <w:r>
+        <w:t xml:space="preserve">- </w:t>
+      </w:r>
+      <w:r>
+        <w:rPr>
+          <w:rFonts w:hint="eastAsia"/>
+        </w:rPr>
+        <w:t>숫자 8의 경우, 개별 샘플마다 형태가 다양했지만, 평균화 과정만으로 전체적인 비율이 유지된 것이 인상깊었다.</w:t>
+      </w:r>
+    </w:p>
+    <w:p>
+      <w:pPr>
+        <w:rPr>
+          <w:rFonts w:hint="eastAsia"/>
+        </w:rPr>
+      </w:pPr>
+      <w:r>
+        <w:t xml:space="preserve">- </w:t>
+      </w:r>
+      <w:r>
+        <w:rPr>
+          <w:rFonts w:hint="eastAsia"/>
+        </w:rPr>
+        <w:t>숫자 4의 경우, 둥근 모양으로 모서리가 표현된 것과 실제 모양과 다르게 부드럽게 표현된 것이 신기했다.</w:t>
+      </w:r>
+    </w:p>
+    <w:p>
+      <w:r>
+        <w:t xml:space="preserve">- </w:t>
+      </w:r>
+      <w:r>
+        <w:rPr>
+          <w:rFonts w:hint="eastAsia"/>
+        </w:rPr>
+        <w:t>잠재 공간에서 평균이 실제 이미지 픽셀로 반영되는 방법을 배워서 만족스러웠다.</w:t>
       </w:r>
     </w:p>
     <w:p>
@@ -1889,6 +1930,9 @@
           </w:tcPr>
           <w:p>
             <w:r>
+              <w:rPr>
+                <w:noProof/>
+              </w:rPr>
               <w:drawing>
                 <wp:inline distT="0" distB="0" distL="0" distR="0" wp14:anchorId="49FCDC0F" wp14:editId="0D003F8C">
                   <wp:extent cx="5576254" cy="3299047"/>
@@ -1944,19 +1988,303 @@
               <w:rPr>
                 <w:rFonts w:hint="eastAsia"/>
               </w:rPr>
-              <w:t>ig</w:t>
-            </w:r>
-            <w:r>
-              <w:rPr>
-                <w:rFonts w:hint="eastAsia"/>
-              </w:rPr>
-              <w:t>4a</w:t>
+              <w:t>ig4a</w:t>
             </w:r>
           </w:p>
         </w:tc>
       </w:tr>
     </w:tbl>
-    <w:p/>
+    <w:p>
+      <w:pPr>
+        <w:rPr>
+          <w:b/>
+          <w:bCs/>
+        </w:rPr>
+      </w:pPr>
+      <w:r>
+        <w:rPr>
+          <w:rFonts w:hint="eastAsia"/>
+          <w:b/>
+          <w:bCs/>
+        </w:rPr>
+        <w:t>구현 방법</w:t>
+      </w:r>
+    </w:p>
+    <w:p>
+      <w:pPr>
+        <w:pStyle w:val="a6"/>
+        <w:numPr>
+          <w:ilvl w:val="0"/>
+          <w:numId w:val="11"/>
+        </w:numPr>
+      </w:pPr>
+      <w:r>
+        <w:rPr>
+          <w:rFonts w:hint="eastAsia"/>
+        </w:rPr>
+        <w:t>클래스 별 표준편차 계산</w:t>
+      </w:r>
+    </w:p>
+    <w:p>
+      <w:pPr>
+        <w:pStyle w:val="a6"/>
+        <w:ind w:left="800"/>
+        <w:rPr>
+          <w:rFonts w:hint="eastAsia"/>
+        </w:rPr>
+      </w:pPr>
+      <w:r>
+        <w:rPr>
+          <w:noProof/>
+        </w:rPr>
+        <w:drawing>
+          <wp:inline distT="0" distB="0" distL="0" distR="0" wp14:anchorId="514DA926" wp14:editId="2EC65AA1">
+            <wp:extent cx="4186155" cy="1058365"/>
+            <wp:effectExtent l="0" t="0" r="5080" b="8890"/>
+            <wp:docPr id="1407838672" name="그림 1" descr="텍스트, 스크린샷, 폰트이(가) 표시된 사진&#10;&#10;AI 생성 콘텐츠는 정확하지 않을 수 있습니다."/>
+            <wp:cNvGraphicFramePr>
+              <a:graphicFrameLocks xmlns:a="http://schemas.openxmlformats.org/drawingml/2006/main" noChangeAspect="1"/>
+            </wp:cNvGraphicFramePr>
+            <a:graphic xmlns:a="http://schemas.openxmlformats.org/drawingml/2006/main">
+              <a:graphicData uri="http://schemas.openxmlformats.org/drawingml/2006/picture">
+                <pic:pic xmlns:pic="http://schemas.openxmlformats.org/drawingml/2006/picture">
+                  <pic:nvPicPr>
+                    <pic:cNvPr id="1407838672" name="그림 1" descr="텍스트, 스크린샷, 폰트이(가) 표시된 사진&#10;&#10;AI 생성 콘텐츠는 정확하지 않을 수 있습니다."/>
+                    <pic:cNvPicPr/>
+                  </pic:nvPicPr>
+                  <pic:blipFill>
+                    <a:blip r:embed="rId19"/>
+                    <a:stretch>
+                      <a:fillRect/>
+                    </a:stretch>
+                  </pic:blipFill>
+                  <pic:spPr>
+                    <a:xfrm>
+                      <a:off x="0" y="0"/>
+                      <a:ext cx="4203554" cy="1062764"/>
+                    </a:xfrm>
+                    <a:prstGeom prst="rect">
+                      <a:avLst/>
+                    </a:prstGeom>
+                  </pic:spPr>
+                </pic:pic>
+              </a:graphicData>
+            </a:graphic>
+          </wp:inline>
+        </w:drawing>
+      </w:r>
+    </w:p>
+    <w:p>
+      <w:pPr>
+        <w:pStyle w:val="a6"/>
+        <w:numPr>
+          <w:ilvl w:val="0"/>
+          <w:numId w:val="11"/>
+        </w:numPr>
+      </w:pPr>
+      <w:r>
+        <w:rPr>
+          <w:rFonts w:hint="eastAsia"/>
+        </w:rPr>
+        <w:t>랜덤 백터 생성</w:t>
+      </w:r>
+    </w:p>
+    <w:p>
+      <w:pPr>
+        <w:pStyle w:val="a6"/>
+        <w:ind w:left="800"/>
+        <w:rPr>
+          <w:rFonts w:hint="eastAsia"/>
+        </w:rPr>
+      </w:pPr>
+      <w:r>
+        <w:drawing>
+          <wp:inline distT="0" distB="0" distL="0" distR="0" wp14:anchorId="63D01914" wp14:editId="57A39335">
+            <wp:extent cx="4793993" cy="648512"/>
+            <wp:effectExtent l="0" t="0" r="6985" b="0"/>
+            <wp:docPr id="893840885" name="그림 1" descr="스크린샷, 텍스트, 폰트이(가) 표시된 사진&#10;&#10;AI 생성 콘텐츠는 정확하지 않을 수 있습니다."/>
+            <wp:cNvGraphicFramePr>
+              <a:graphicFrameLocks xmlns:a="http://schemas.openxmlformats.org/drawingml/2006/main" noChangeAspect="1"/>
+            </wp:cNvGraphicFramePr>
+            <a:graphic xmlns:a="http://schemas.openxmlformats.org/drawingml/2006/main">
+              <a:graphicData uri="http://schemas.openxmlformats.org/drawingml/2006/picture">
+                <pic:pic xmlns:pic="http://schemas.openxmlformats.org/drawingml/2006/picture">
+                  <pic:nvPicPr>
+                    <pic:cNvPr id="893840885" name="그림 1" descr="스크린샷, 텍스트, 폰트이(가) 표시된 사진&#10;&#10;AI 생성 콘텐츠는 정확하지 않을 수 있습니다."/>
+                    <pic:cNvPicPr/>
+                  </pic:nvPicPr>
+                  <pic:blipFill>
+                    <a:blip r:embed="rId20"/>
+                    <a:stretch>
+                      <a:fillRect/>
+                    </a:stretch>
+                  </pic:blipFill>
+                  <pic:spPr>
+                    <a:xfrm>
+                      <a:off x="0" y="0"/>
+                      <a:ext cx="4829759" cy="653350"/>
+                    </a:xfrm>
+                    <a:prstGeom prst="rect">
+                      <a:avLst/>
+                    </a:prstGeom>
+                  </pic:spPr>
+                </pic:pic>
+              </a:graphicData>
+            </a:graphic>
+          </wp:inline>
+        </w:drawing>
+      </w:r>
+    </w:p>
+    <w:p>
+      <w:pPr>
+        <w:pStyle w:val="a6"/>
+        <w:numPr>
+          <w:ilvl w:val="0"/>
+          <w:numId w:val="11"/>
+        </w:numPr>
+      </w:pPr>
+      <w:r>
+        <w:t>code</w:t>
+      </w:r>
+      <w:r>
+        <w:rPr>
+          <w:rFonts w:hint="eastAsia"/>
+        </w:rPr>
+        <w:t>{</w:t>
+      </w:r>
+      <w:r>
+        <w:t>I</w:t>
+      </w:r>
+      <w:r>
+        <w:rPr>
+          <w:rFonts w:hint="eastAsia"/>
+        </w:rPr>
+        <w:t xml:space="preserve">,j} = codeAvg_i + codeStdev_i </w:t>
+      </w:r>
+      <w:r>
+        <w:t>⊙</w:t>
+      </w:r>
+      <w:r>
+        <w:rPr>
+          <w:rFonts w:hint="eastAsia"/>
+        </w:rPr>
+        <w:t xml:space="preserve"> rand_j 계산</w:t>
+      </w:r>
+    </w:p>
+    <w:p>
+      <w:pPr>
+        <w:pStyle w:val="a6"/>
+        <w:ind w:left="800"/>
+      </w:pPr>
+      <w:r>
+        <w:drawing>
+          <wp:inline distT="0" distB="0" distL="0" distR="0" wp14:anchorId="34EC741D" wp14:editId="0A47AE7D">
+            <wp:extent cx="5428259" cy="645906"/>
+            <wp:effectExtent l="0" t="0" r="1270" b="1905"/>
+            <wp:docPr id="1297882431" name="그림 1"/>
+            <wp:cNvGraphicFramePr>
+              <a:graphicFrameLocks xmlns:a="http://schemas.openxmlformats.org/drawingml/2006/main" noChangeAspect="1"/>
+            </wp:cNvGraphicFramePr>
+            <a:graphic xmlns:a="http://schemas.openxmlformats.org/drawingml/2006/main">
+              <a:graphicData uri="http://schemas.openxmlformats.org/drawingml/2006/picture">
+                <pic:pic xmlns:pic="http://schemas.openxmlformats.org/drawingml/2006/picture">
+                  <pic:nvPicPr>
+                    <pic:cNvPr id="1297882431" name=""/>
+                    <pic:cNvPicPr/>
+                  </pic:nvPicPr>
+                  <pic:blipFill>
+                    <a:blip r:embed="rId21"/>
+                    <a:stretch>
+                      <a:fillRect/>
+                    </a:stretch>
+                  </pic:blipFill>
+                  <pic:spPr>
+                    <a:xfrm>
+                      <a:off x="0" y="0"/>
+                      <a:ext cx="5444272" cy="647811"/>
+                    </a:xfrm>
+                    <a:prstGeom prst="rect">
+                      <a:avLst/>
+                    </a:prstGeom>
+                  </pic:spPr>
+                </pic:pic>
+              </a:graphicData>
+            </a:graphic>
+          </wp:inline>
+        </w:drawing>
+      </w:r>
+    </w:p>
+    <w:p>
+      <w:pPr>
+        <w:pStyle w:val="a6"/>
+        <w:ind w:left="800"/>
+        <w:rPr>
+          <w:rFonts w:hint="eastAsia"/>
+        </w:rPr>
+      </w:pPr>
+    </w:p>
+    <w:p>
+      <w:pPr>
+        <w:rPr>
+          <w:b/>
+          <w:bCs/>
+        </w:rPr>
+      </w:pPr>
+      <w:r>
+        <w:rPr>
+          <w:rFonts w:hint="eastAsia"/>
+          <w:b/>
+          <w:bCs/>
+        </w:rPr>
+        <w:t>느낀점</w:t>
+      </w:r>
+    </w:p>
+    <w:p>
+      <w:r>
+        <w:rPr>
+          <w:rFonts w:hint="eastAsia"/>
+        </w:rPr>
+        <w:t>- 숫자가 검정 배경으로 나와서 놀랐다.</w:t>
+      </w:r>
+    </w:p>
+    <w:p>
+      <w:r>
+        <w:rPr>
+          <w:rFonts w:hint="eastAsia"/>
+        </w:rPr>
+        <w:lastRenderedPageBreak/>
+        <w:t>- 같은 숫자여도 획 굵기와 형태가 조금씩 달라서 실제 필기체처럼 보였다.</w:t>
+      </w:r>
+    </w:p>
+    <w:p>
+      <w:r>
+        <w:rPr>
+          <w:rFonts w:hint="eastAsia"/>
+        </w:rPr>
+        <w:t>- 숫자 2는 너무 늘어나서 보기 어려웠다.</w:t>
+      </w:r>
+    </w:p>
+    <w:p>
+      <w:r>
+        <w:rPr>
+          <w:rFonts w:hint="eastAsia"/>
+        </w:rPr>
+        <w:t>- 숫자 5는 숫자 3처럼 보이기도 했다.</w:t>
+      </w:r>
+    </w:p>
+    <w:p>
+      <w:pPr>
+        <w:rPr>
+          <w:rFonts w:hint="eastAsia"/>
+        </w:rPr>
+      </w:pPr>
+      <w:r>
+        <w:rPr>
+          <w:rFonts w:hint="eastAsia"/>
+        </w:rPr>
+        <w:t>- 평균 코드 근처에서 변화를 줬을 때, 손글씨의 스타일이 새롭게 변할 수 있다는 것을 알게 되었다.</w:t>
+      </w:r>
+    </w:p>
     <w:p>
       <w:pPr>
         <w:widowControl/>
@@ -2022,7 +2350,6 @@
             <w:pPr>
               <w:jc w:val="center"/>
               <w:rPr>
-                <w:rFonts w:hint="eastAsia"/>
                 <w:b/>
                 <w:bCs/>
               </w:rPr>
@@ -2052,6 +2379,9 @@
           </w:tcPr>
           <w:p>
             <w:r>
+              <w:rPr>
+                <w:noProof/>
+              </w:rPr>
               <w:drawing>
                 <wp:inline distT="0" distB="0" distL="0" distR="0" wp14:anchorId="5D6743FB" wp14:editId="5DA7CD46">
                   <wp:extent cx="5731510" cy="3390900"/>
@@ -2068,7 +2398,7 @@
                           <pic:cNvPicPr/>
                         </pic:nvPicPr>
                         <pic:blipFill>
-                          <a:blip r:embed="rId19"/>
+                          <a:blip r:embed="rId22"/>
                           <a:stretch>
                             <a:fillRect/>
                           </a:stretch>
@@ -2107,13 +2437,7 @@
               <w:rPr>
                 <w:rFonts w:hint="eastAsia"/>
               </w:rPr>
-              <w:t>ig</w:t>
-            </w:r>
-            <w:r>
-              <w:rPr>
-                <w:rFonts w:hint="eastAsia"/>
-              </w:rPr>
-              <w:t>5</w:t>
+              <w:t>ig5</w:t>
             </w:r>
             <w:r>
               <w:rPr>
@@ -2128,9 +2452,55 @@
     <w:p>
       <w:pPr>
         <w:rPr>
-          <w:rFonts w:hint="eastAsia"/>
-        </w:rPr>
-      </w:pPr>
+          <w:b/>
+          <w:bCs/>
+        </w:rPr>
+      </w:pPr>
+      <w:r>
+        <w:rPr>
+          <w:rFonts w:hint="eastAsia"/>
+          <w:b/>
+          <w:bCs/>
+        </w:rPr>
+        <w:t>느낀점</w:t>
+      </w:r>
+    </w:p>
+    <w:p>
+      <w:r>
+        <w:rPr>
+          <w:rFonts w:hint="eastAsia"/>
+        </w:rPr>
+        <w:t>- sklearn을 잘 몰라서, ChatGPT를 사용하였는데, 너무 잘 작성해주어서 놀랐다.</w:t>
+      </w:r>
+    </w:p>
+    <w:p>
+      <w:r>
+        <w:rPr>
+          <w:rFonts w:hint="eastAsia"/>
+        </w:rPr>
+        <w:t>- 각 숫자의 평균 코드가 얼마나, 어떻게 떨어져 있는지 직관적으로 파악하기 쉬웠다.</w:t>
+      </w:r>
+    </w:p>
+    <w:p>
+      <w:r>
+        <w:rPr>
+          <w:rFonts w:hint="eastAsia"/>
+        </w:rPr>
+        <w:t>- 잠재 공간에서 유사한 숫자들은 실제로 인접해있었다.</w:t>
+      </w:r>
+    </w:p>
+    <w:p>
+      <w:pPr>
+        <w:rPr>
+          <w:rFonts w:hint="eastAsia"/>
+        </w:rPr>
+      </w:pPr>
+      <w:r>
+        <w:rPr>
+          <w:rFonts w:hint="eastAsia"/>
+        </w:rPr>
+        <w:t>- sklearn을 찾던 와중에 다른 차원 축소 기법도 있는 것을 알게 되었고, 사용해보고 싶어졌다.</w:t>
+      </w:r>
     </w:p>
     <w:p>
       <w:pPr>
@@ -2236,7 +2606,6 @@
         <w:pStyle w:val="a6"/>
         <w:ind w:left="800"/>
         <w:rPr>
-          <w:rFonts w:hint="eastAsia"/>
           <w:b/>
           <w:bCs/>
         </w:rPr>
@@ -2291,18 +2660,15 @@
           <w:ilvl w:val="0"/>
           <w:numId w:val="8"/>
         </w:numPr>
-        <w:rPr>
-          <w:rFonts w:hint="eastAsia"/>
-        </w:rPr>
-      </w:pPr>
-    </w:p>
-    <w:p>
-      <w:pPr>
-        <w:rPr>
-          <w:rFonts w:hint="eastAsia"/>
-        </w:rPr>
-      </w:pPr>
-    </w:p>
+      </w:pPr>
+      <w:r>
+        <w:rPr>
+          <w:rFonts w:hint="eastAsia"/>
+        </w:rPr>
+        <w:t>개념 설명, 오류 해결</w:t>
+      </w:r>
+    </w:p>
+    <w:p/>
     <w:p>
       <w:pPr>
         <w:pStyle w:val="a6"/>
@@ -2344,18 +2710,15 @@
           <w:ilvl w:val="0"/>
           <w:numId w:val="8"/>
         </w:numPr>
-        <w:rPr>
-          <w:rFonts w:hint="eastAsia"/>
-        </w:rPr>
-      </w:pPr>
-    </w:p>
-    <w:p>
-      <w:pPr>
-        <w:rPr>
-          <w:rFonts w:hint="eastAsia"/>
-        </w:rPr>
-      </w:pPr>
-    </w:p>
+      </w:pPr>
+      <w:r>
+        <w:rPr>
+          <w:rFonts w:hint="eastAsia"/>
+        </w:rPr>
+        <w:t>4, 5, (전체 코드 리펙토링)</w:t>
+      </w:r>
+    </w:p>
+    <w:p/>
     <w:p>
       <w:pPr>
         <w:pStyle w:val="a6"/>
@@ -2405,18 +2768,15 @@
           <w:ilvl w:val="0"/>
           <w:numId w:val="8"/>
         </w:numPr>
-        <w:rPr>
-          <w:rFonts w:hint="eastAsia"/>
-        </w:rPr>
-      </w:pPr>
-    </w:p>
-    <w:p>
-      <w:pPr>
-        <w:rPr>
-          <w:rFonts w:hint="eastAsia"/>
-        </w:rPr>
-      </w:pPr>
-    </w:p>
+      </w:pPr>
+      <w:r>
+        <w:rPr>
+          <w:rFonts w:hint="eastAsia"/>
+        </w:rPr>
+        <w:t>잘 모르겠다</w:t>
+      </w:r>
+    </w:p>
+    <w:p/>
     <w:p>
       <w:pPr>
         <w:pStyle w:val="a6"/>
@@ -2458,18 +2818,15 @@
           <w:ilvl w:val="0"/>
           <w:numId w:val="8"/>
         </w:numPr>
-        <w:rPr>
-          <w:rFonts w:hint="eastAsia"/>
-        </w:rPr>
-      </w:pPr>
-    </w:p>
-    <w:p>
-      <w:pPr>
-        <w:rPr>
-          <w:rFonts w:hint="eastAsia"/>
-        </w:rPr>
-      </w:pPr>
-    </w:p>
+      </w:pPr>
+      <w:r>
+        <w:rPr>
+          <w:rFonts w:hint="eastAsia"/>
+        </w:rPr>
+        <w:t>모르는 부분에 대해서 ChatGPT를 통해 설명을 듣고 이해하며 적용하는 과정이 능력 향상에 도움이 되었다. 또한, 필요한 메소드를 찾을 때, 예전의 구글링 방식보다 시간이 크게 단축되어 문제 해결에 도움이 되었다.</w:t>
+      </w:r>
+    </w:p>
+    <w:p/>
     <w:p>
       <w:pPr>
         <w:pStyle w:val="a6"/>
@@ -2519,18 +2876,15 @@
           <w:ilvl w:val="0"/>
           <w:numId w:val="8"/>
         </w:numPr>
-        <w:rPr>
-          <w:rFonts w:hint="eastAsia"/>
-        </w:rPr>
-      </w:pPr>
-    </w:p>
-    <w:p>
-      <w:pPr>
-        <w:rPr>
-          <w:rFonts w:hint="eastAsia"/>
-        </w:rPr>
-      </w:pPr>
-    </w:p>
+      </w:pPr>
+      <w:r>
+        <w:rPr>
+          <w:rFonts w:hint="eastAsia"/>
+        </w:rPr>
+        <w:t>다소 빨라졌다</w:t>
+      </w:r>
+    </w:p>
+    <w:p/>
     <w:p>
       <w:pPr>
         <w:pStyle w:val="a6"/>
@@ -2580,18 +2934,21 @@
           <w:ilvl w:val="0"/>
           <w:numId w:val="8"/>
         </w:numPr>
-        <w:rPr>
-          <w:rFonts w:hint="eastAsia"/>
-        </w:rPr>
-      </w:pPr>
-    </w:p>
-    <w:p>
-      <w:pPr>
-        <w:rPr>
-          <w:rFonts w:hint="eastAsia"/>
-        </w:rPr>
-      </w:pPr>
-    </w:p>
+      </w:pPr>
+      <w:r>
+        <w:rPr>
+          <w:rFonts w:hint="eastAsia"/>
+        </w:rPr>
+        <w:t xml:space="preserve">조금 </w:t>
+      </w:r>
+      <w:r>
+        <w:rPr>
+          <w:rFonts w:hint="eastAsia"/>
+        </w:rPr>
+        <w:t>이해 (너무 어려운 방식으로 코드가 작성된 부분에 대해서는 이해하기 어려웠다.)</w:t>
+      </w:r>
+    </w:p>
+    <w:p/>
     <w:p>
       <w:pPr>
         <w:pStyle w:val="a6"/>
@@ -2609,15 +2966,7 @@
           <w:b/>
           <w:bCs/>
         </w:rPr>
-        <w:t>ChatGPT와 같은 AI 도구를 효과적으로 사용하는 방법은 무엇이라고 생각하는</w:t>
-      </w:r>
-      <w:r>
-        <w:rPr>
-          <w:b/>
-          <w:bCs/>
-        </w:rPr>
-        <w:lastRenderedPageBreak/>
-        <w:t>가?</w:t>
+        <w:t>ChatGPT와 같은 AI 도구를 효과적으로 사용하는 방법은 무엇이라고 생각하는가?</w:t>
       </w:r>
       <w:r>
         <w:rPr>
@@ -2641,18 +2990,30 @@
           <w:ilvl w:val="0"/>
           <w:numId w:val="8"/>
         </w:numPr>
-        <w:rPr>
-          <w:rFonts w:hint="eastAsia"/>
-        </w:rPr>
-      </w:pPr>
-    </w:p>
-    <w:p>
-      <w:pPr>
-        <w:rPr>
-          <w:rFonts w:hint="eastAsia"/>
-        </w:rPr>
-      </w:pPr>
-    </w:p>
+      </w:pPr>
+      <w:r>
+        <w:rPr>
+          <w:rFonts w:hint="eastAsia"/>
+        </w:rPr>
+        <w:t>자신이 먼저 직접 알고리즘을 작성하고, 그 알고리즘에서 더 좋은 방안이 있는지 탐구하기 위해 사용하는 것이 효과적이라고 생각한다. 함수의 경우, 내가 작성한 알고리즘보다 효과적이고 좋은 함수가 존재할 수 있지만, 그것이 내가 들어본 적 없는 함수라면, 구글링을 통해 많은 자료를 찾고, 그 중 선택해야하기 때문에 시간이 매우 오래걸리기 때문이다.</w:t>
+      </w:r>
+    </w:p>
+    <w:p>
+      <w:pPr>
+        <w:pStyle w:val="a6"/>
+        <w:numPr>
+          <w:ilvl w:val="0"/>
+          <w:numId w:val="8"/>
+        </w:numPr>
+      </w:pPr>
+      <w:r>
+        <w:rPr>
+          <w:rFonts w:hint="eastAsia"/>
+        </w:rPr>
+        <w:t xml:space="preserve">또, 코드의 이해와 오류를 찾는 과정에서 AI 도구를 사용하고, 코드를 이해하며 왜 오류가 발생하였는지 공부하는 것은 도움된다고 생각한다. </w:t>
+      </w:r>
+    </w:p>
+    <w:p/>
     <w:p>
       <w:pPr>
         <w:pStyle w:val="a6"/>
@@ -2702,18 +3063,21 @@
           <w:ilvl w:val="0"/>
           <w:numId w:val="8"/>
         </w:numPr>
-        <w:rPr>
-          <w:rFonts w:hint="eastAsia"/>
-        </w:rPr>
-      </w:pPr>
-    </w:p>
-    <w:p>
-      <w:pPr>
-        <w:rPr>
-          <w:rFonts w:hint="eastAsia"/>
-        </w:rPr>
-      </w:pPr>
-    </w:p>
+      </w:pPr>
+      <w:r>
+        <w:rPr>
+          <w:rFonts w:hint="eastAsia"/>
+        </w:rPr>
+        <w:t>변함없음</w:t>
+      </w:r>
+      <w:r>
+        <w:rPr>
+          <w:rFonts w:hint="eastAsia"/>
+        </w:rPr>
+        <w:t xml:space="preserve"> (높아진 부분과 낮아진 부분이 동시에 존재함)</w:t>
+      </w:r>
+    </w:p>
+    <w:p/>
     <w:p>
       <w:pPr>
         <w:pStyle w:val="a6"/>
@@ -2755,18 +3119,87 @@
           <w:ilvl w:val="0"/>
           <w:numId w:val="8"/>
         </w:numPr>
-        <w:rPr>
-          <w:rFonts w:hint="eastAsia"/>
-        </w:rPr>
-      </w:pPr>
-    </w:p>
-    <w:p>
-      <w:pPr>
-        <w:rPr>
-          <w:rFonts w:hint="eastAsia"/>
-        </w:rPr>
-      </w:pPr>
-    </w:p>
+      </w:pPr>
+      <w:r>
+        <w:rPr>
+          <w:rFonts w:hint="eastAsia"/>
+        </w:rPr>
+        <w:t>(</w:t>
+      </w:r>
+      <w:r>
+        <w:rPr>
+          <w:rFonts w:hint="eastAsia"/>
+        </w:rPr>
+        <w:t>자존감이 높아진 부분</w:t>
+      </w:r>
+      <w:r>
+        <w:rPr>
+          <w:rFonts w:hint="eastAsia"/>
+        </w:rPr>
+        <w:t>)</w:t>
+      </w:r>
+      <w:r>
+        <w:br/>
+      </w:r>
+      <w:r>
+        <w:rPr>
+          <w:rFonts w:hint="eastAsia"/>
+        </w:rPr>
+        <w:t xml:space="preserve">AI 도구를 통해 함부로 시도해보지 못했던 것들을 시도해보고 </w:t>
+      </w:r>
+      <w:r>
+        <w:rPr>
+          <w:rFonts w:hint="eastAsia"/>
+        </w:rPr>
+        <w:t>싶어 졌다</w:t>
+      </w:r>
+      <w:r>
+        <w:rPr>
+          <w:rFonts w:hint="eastAsia"/>
+        </w:rPr>
+        <w:t>.</w:t>
+      </w:r>
+    </w:p>
+    <w:p>
+      <w:pPr>
+        <w:pStyle w:val="a6"/>
+        <w:numPr>
+          <w:ilvl w:val="0"/>
+          <w:numId w:val="8"/>
+        </w:numPr>
+        <w:rPr>
+          <w:rFonts w:hint="eastAsia"/>
+        </w:rPr>
+      </w:pPr>
+      <w:r>
+        <w:rPr>
+          <w:rFonts w:hint="eastAsia"/>
+        </w:rPr>
+        <w:t>(</w:t>
+      </w:r>
+      <w:r>
+        <w:rPr>
+          <w:rFonts w:hint="eastAsia"/>
+        </w:rPr>
+        <w:t>자존감이 낮아진 부분</w:t>
+      </w:r>
+      <w:r>
+        <w:rPr>
+          <w:rFonts w:hint="eastAsia"/>
+        </w:rPr>
+        <w:t>)</w:t>
+      </w:r>
+      <w:r>
+        <w:br/>
+      </w:r>
+      <w:r>
+        <w:rPr>
+          <w:rFonts w:hint="eastAsia"/>
+        </w:rPr>
+        <w:t>AI가 정말 모든 것을 다 해주기 때문에, 정말 나의 실력으로 코드를 작성한 것인 지 의문이 들 때가 있다.</w:t>
+      </w:r>
+    </w:p>
+    <w:p/>
     <w:p>
       <w:pPr>
         <w:pStyle w:val="a6"/>
@@ -2816,18 +3249,15 @@
           <w:ilvl w:val="0"/>
           <w:numId w:val="8"/>
         </w:numPr>
-        <w:rPr>
-          <w:rFonts w:hint="eastAsia"/>
-        </w:rPr>
-      </w:pPr>
-    </w:p>
-    <w:p>
-      <w:pPr>
-        <w:rPr>
-          <w:rFonts w:hint="eastAsia"/>
-        </w:rPr>
-      </w:pPr>
-    </w:p>
+      </w:pPr>
+      <w:r>
+        <w:rPr>
+          <w:rFonts w:hint="eastAsia"/>
+        </w:rPr>
+        <w:t>제한적으로 사용</w:t>
+      </w:r>
+    </w:p>
+    <w:p/>
     <w:p>
       <w:pPr>
         <w:pStyle w:val="a6"/>
@@ -2873,13 +3303,36 @@
           <w:rFonts w:hint="eastAsia"/>
         </w:rPr>
       </w:pPr>
-    </w:p>
-    <w:p>
-      <w:pPr>
-        <w:rPr>
-          <w:rFonts w:hint="eastAsia"/>
-        </w:rPr>
-      </w:pPr>
+      <w:r>
+        <w:rPr>
+          <w:rFonts w:hint="eastAsia"/>
+        </w:rPr>
+        <w:t>AI 도구를 활용하는 것은 좋다고 생각하지만, 그 도구를 통해 생성된 코드를 최소한</w:t>
+      </w:r>
+      <w:r>
+        <w:rPr>
+          <w:rFonts w:hint="eastAsia"/>
+        </w:rPr>
+        <w:t>이라도</w:t>
+      </w:r>
+      <w:r>
+        <w:rPr>
+          <w:rFonts w:hint="eastAsia"/>
+        </w:rPr>
+        <w:t xml:space="preserve"> 이해하려고 </w:t>
+      </w:r>
+      <w:r>
+        <w:rPr>
+          <w:rFonts w:hint="eastAsia"/>
+        </w:rPr>
+        <w:t>노력해야 한다고</w:t>
+      </w:r>
+      <w:r>
+        <w:rPr>
+          <w:rFonts w:hint="eastAsia"/>
+        </w:rPr>
+        <w:t xml:space="preserve"> 생각한다.</w:t>
+      </w:r>
     </w:p>
     <w:sectPr>
       <w:pgSz w:w="11906" w:h="16838"/>
@@ -2983,6 +3436,95 @@
     </w:lvl>
   </w:abstractNum>
   <w:abstractNum w:abstractNumId="1" w15:restartNumberingAfterBreak="0">
+    <w:nsid w:val="059B3196"/>
+    <w:multiLevelType w:val="hybridMultilevel"/>
+    <w:tmpl w:val="5E16FE9A"/>
+    <w:lvl w:ilvl="0" w:tplc="B776B7C4">
+      <w:start w:val="1"/>
+      <w:numFmt w:val="decimal"/>
+      <w:lvlText w:val="%1)"/>
+      <w:lvlJc w:val="left"/>
+      <w:pPr>
+        <w:ind w:left="800" w:hanging="360"/>
+      </w:pPr>
+      <w:rPr>
+        <w:rFonts w:hint="default"/>
+      </w:rPr>
+    </w:lvl>
+    <w:lvl w:ilvl="1" w:tplc="04090019" w:tentative="1">
+      <w:start w:val="1"/>
+      <w:numFmt w:val="upperLetter"/>
+      <w:lvlText w:val="%2."/>
+      <w:lvlJc w:val="left"/>
+      <w:pPr>
+        <w:ind w:left="1320" w:hanging="440"/>
+      </w:pPr>
+    </w:lvl>
+    <w:lvl w:ilvl="2" w:tplc="0409001B" w:tentative="1">
+      <w:start w:val="1"/>
+      <w:numFmt w:val="lowerRoman"/>
+      <w:lvlText w:val="%3."/>
+      <w:lvlJc w:val="right"/>
+      <w:pPr>
+        <w:ind w:left="1760" w:hanging="440"/>
+      </w:pPr>
+    </w:lvl>
+    <w:lvl w:ilvl="3" w:tplc="0409000F" w:tentative="1">
+      <w:start w:val="1"/>
+      <w:numFmt w:val="decimal"/>
+      <w:lvlText w:val="%4."/>
+      <w:lvlJc w:val="left"/>
+      <w:pPr>
+        <w:ind w:left="2200" w:hanging="440"/>
+      </w:pPr>
+    </w:lvl>
+    <w:lvl w:ilvl="4" w:tplc="04090019" w:tentative="1">
+      <w:start w:val="1"/>
+      <w:numFmt w:val="upperLetter"/>
+      <w:lvlText w:val="%5."/>
+      <w:lvlJc w:val="left"/>
+      <w:pPr>
+        <w:ind w:left="2640" w:hanging="440"/>
+      </w:pPr>
+    </w:lvl>
+    <w:lvl w:ilvl="5" w:tplc="0409001B" w:tentative="1">
+      <w:start w:val="1"/>
+      <w:numFmt w:val="lowerRoman"/>
+      <w:lvlText w:val="%6."/>
+      <w:lvlJc w:val="right"/>
+      <w:pPr>
+        <w:ind w:left="3080" w:hanging="440"/>
+      </w:pPr>
+    </w:lvl>
+    <w:lvl w:ilvl="6" w:tplc="0409000F" w:tentative="1">
+      <w:start w:val="1"/>
+      <w:numFmt w:val="decimal"/>
+      <w:lvlText w:val="%7."/>
+      <w:lvlJc w:val="left"/>
+      <w:pPr>
+        <w:ind w:left="3520" w:hanging="440"/>
+      </w:pPr>
+    </w:lvl>
+    <w:lvl w:ilvl="7" w:tplc="04090019" w:tentative="1">
+      <w:start w:val="1"/>
+      <w:numFmt w:val="upperLetter"/>
+      <w:lvlText w:val="%8."/>
+      <w:lvlJc w:val="left"/>
+      <w:pPr>
+        <w:ind w:left="3960" w:hanging="440"/>
+      </w:pPr>
+    </w:lvl>
+    <w:lvl w:ilvl="8" w:tplc="0409001B" w:tentative="1">
+      <w:start w:val="1"/>
+      <w:numFmt w:val="lowerRoman"/>
+      <w:lvlText w:val="%9."/>
+      <w:lvlJc w:val="right"/>
+      <w:pPr>
+        <w:ind w:left="4400" w:hanging="440"/>
+      </w:pPr>
+    </w:lvl>
+  </w:abstractNum>
+  <w:abstractNum w:abstractNumId="2" w15:restartNumberingAfterBreak="0">
     <w:nsid w:val="08706A46"/>
     <w:multiLevelType w:val="hybridMultilevel"/>
     <w:tmpl w:val="0DB4FD6C"/>
@@ -3071,7 +3613,7 @@
       </w:pPr>
     </w:lvl>
   </w:abstractNum>
-  <w:abstractNum w:abstractNumId="2" w15:restartNumberingAfterBreak="0">
+  <w:abstractNum w:abstractNumId="3" w15:restartNumberingAfterBreak="0">
     <w:nsid w:val="12AB6D38"/>
     <w:multiLevelType w:val="hybridMultilevel"/>
     <w:tmpl w:val="D74C2868"/>
@@ -3183,7 +3725,7 @@
       </w:rPr>
     </w:lvl>
   </w:abstractNum>
-  <w:abstractNum w:abstractNumId="3" w15:restartNumberingAfterBreak="0">
+  <w:abstractNum w:abstractNumId="4" w15:restartNumberingAfterBreak="0">
     <w:nsid w:val="33935710"/>
     <w:multiLevelType w:val="hybridMultilevel"/>
     <w:tmpl w:val="6ED66150"/>
@@ -3272,7 +3814,96 @@
       </w:pPr>
     </w:lvl>
   </w:abstractNum>
-  <w:abstractNum w:abstractNumId="4" w15:restartNumberingAfterBreak="0">
+  <w:abstractNum w:abstractNumId="5" w15:restartNumberingAfterBreak="0">
+    <w:nsid w:val="3AFC0EAD"/>
+    <w:multiLevelType w:val="hybridMultilevel"/>
+    <w:tmpl w:val="B3DEE6D0"/>
+    <w:lvl w:ilvl="0" w:tplc="1F1AA844">
+      <w:start w:val="1"/>
+      <w:numFmt w:val="decimal"/>
+      <w:lvlText w:val="%1."/>
+      <w:lvlJc w:val="left"/>
+      <w:pPr>
+        <w:ind w:left="800" w:hanging="360"/>
+      </w:pPr>
+      <w:rPr>
+        <w:rFonts w:hint="default"/>
+      </w:rPr>
+    </w:lvl>
+    <w:lvl w:ilvl="1" w:tplc="04090019" w:tentative="1">
+      <w:start w:val="1"/>
+      <w:numFmt w:val="upperLetter"/>
+      <w:lvlText w:val="%2."/>
+      <w:lvlJc w:val="left"/>
+      <w:pPr>
+        <w:ind w:left="1320" w:hanging="440"/>
+      </w:pPr>
+    </w:lvl>
+    <w:lvl w:ilvl="2" w:tplc="0409001B" w:tentative="1">
+      <w:start w:val="1"/>
+      <w:numFmt w:val="lowerRoman"/>
+      <w:lvlText w:val="%3."/>
+      <w:lvlJc w:val="right"/>
+      <w:pPr>
+        <w:ind w:left="1760" w:hanging="440"/>
+      </w:pPr>
+    </w:lvl>
+    <w:lvl w:ilvl="3" w:tplc="0409000F" w:tentative="1">
+      <w:start w:val="1"/>
+      <w:numFmt w:val="decimal"/>
+      <w:lvlText w:val="%4."/>
+      <w:lvlJc w:val="left"/>
+      <w:pPr>
+        <w:ind w:left="2200" w:hanging="440"/>
+      </w:pPr>
+    </w:lvl>
+    <w:lvl w:ilvl="4" w:tplc="04090019" w:tentative="1">
+      <w:start w:val="1"/>
+      <w:numFmt w:val="upperLetter"/>
+      <w:lvlText w:val="%5."/>
+      <w:lvlJc w:val="left"/>
+      <w:pPr>
+        <w:ind w:left="2640" w:hanging="440"/>
+      </w:pPr>
+    </w:lvl>
+    <w:lvl w:ilvl="5" w:tplc="0409001B" w:tentative="1">
+      <w:start w:val="1"/>
+      <w:numFmt w:val="lowerRoman"/>
+      <w:lvlText w:val="%6."/>
+      <w:lvlJc w:val="right"/>
+      <w:pPr>
+        <w:ind w:left="3080" w:hanging="440"/>
+      </w:pPr>
+    </w:lvl>
+    <w:lvl w:ilvl="6" w:tplc="0409000F" w:tentative="1">
+      <w:start w:val="1"/>
+      <w:numFmt w:val="decimal"/>
+      <w:lvlText w:val="%7."/>
+      <w:lvlJc w:val="left"/>
+      <w:pPr>
+        <w:ind w:left="3520" w:hanging="440"/>
+      </w:pPr>
+    </w:lvl>
+    <w:lvl w:ilvl="7" w:tplc="04090019" w:tentative="1">
+      <w:start w:val="1"/>
+      <w:numFmt w:val="upperLetter"/>
+      <w:lvlText w:val="%8."/>
+      <w:lvlJc w:val="left"/>
+      <w:pPr>
+        <w:ind w:left="3960" w:hanging="440"/>
+      </w:pPr>
+    </w:lvl>
+    <w:lvl w:ilvl="8" w:tplc="0409001B" w:tentative="1">
+      <w:start w:val="1"/>
+      <w:numFmt w:val="lowerRoman"/>
+      <w:lvlText w:val="%9."/>
+      <w:lvlJc w:val="right"/>
+      <w:pPr>
+        <w:ind w:left="4400" w:hanging="440"/>
+      </w:pPr>
+    </w:lvl>
+  </w:abstractNum>
+  <w:abstractNum w:abstractNumId="6" w15:restartNumberingAfterBreak="0">
     <w:nsid w:val="4E362B3E"/>
     <w:multiLevelType w:val="hybridMultilevel"/>
     <w:tmpl w:val="7F56787E"/>
@@ -3384,7 +4015,7 @@
       </w:rPr>
     </w:lvl>
   </w:abstractNum>
-  <w:abstractNum w:abstractNumId="5" w15:restartNumberingAfterBreak="0">
+  <w:abstractNum w:abstractNumId="7" w15:restartNumberingAfterBreak="0">
     <w:nsid w:val="56A65A6A"/>
     <w:multiLevelType w:val="hybridMultilevel"/>
     <w:tmpl w:val="8D988342"/>
@@ -3473,7 +4104,7 @@
       </w:pPr>
     </w:lvl>
   </w:abstractNum>
-  <w:abstractNum w:abstractNumId="6" w15:restartNumberingAfterBreak="0">
+  <w:abstractNum w:abstractNumId="8" w15:restartNumberingAfterBreak="0">
     <w:nsid w:val="5B06386B"/>
     <w:multiLevelType w:val="hybridMultilevel"/>
     <w:tmpl w:val="880CBB42"/>
@@ -3562,7 +4193,7 @@
       </w:pPr>
     </w:lvl>
   </w:abstractNum>
-  <w:abstractNum w:abstractNumId="7" w15:restartNumberingAfterBreak="0">
+  <w:abstractNum w:abstractNumId="9" w15:restartNumberingAfterBreak="0">
     <w:nsid w:val="79574B28"/>
     <w:multiLevelType w:val="hybridMultilevel"/>
     <w:tmpl w:val="33E2B036"/>
@@ -3674,7 +4305,7 @@
       </w:rPr>
     </w:lvl>
   </w:abstractNum>
-  <w:abstractNum w:abstractNumId="8" w15:restartNumberingAfterBreak="0">
+  <w:abstractNum w:abstractNumId="10" w15:restartNumberingAfterBreak="0">
     <w:nsid w:val="79EF181A"/>
     <w:multiLevelType w:val="hybridMultilevel"/>
     <w:tmpl w:val="39642AC2"/>
@@ -3764,30 +4395,36 @@
     </w:lvl>
   </w:abstractNum>
   <w:num w:numId="1" w16cid:durableId="1162085161">
-    <w:abstractNumId w:val="8"/>
+    <w:abstractNumId w:val="10"/>
   </w:num>
   <w:num w:numId="2" w16cid:durableId="347558918">
-    <w:abstractNumId w:val="3"/>
+    <w:abstractNumId w:val="4"/>
   </w:num>
   <w:num w:numId="3" w16cid:durableId="19599392">
     <w:abstractNumId w:val="0"/>
   </w:num>
   <w:num w:numId="4" w16cid:durableId="656543592">
+    <w:abstractNumId w:val="8"/>
+  </w:num>
+  <w:num w:numId="5" w16cid:durableId="1683626725">
     <w:abstractNumId w:val="6"/>
   </w:num>
-  <w:num w:numId="5" w16cid:durableId="1683626725">
-    <w:abstractNumId w:val="4"/>
+  <w:num w:numId="6" w16cid:durableId="493036873">
+    <w:abstractNumId w:val="7"/>
   </w:num>
-  <w:num w:numId="6" w16cid:durableId="493036873">
+  <w:num w:numId="7" w16cid:durableId="432550561">
+    <w:abstractNumId w:val="3"/>
+  </w:num>
+  <w:num w:numId="8" w16cid:durableId="988284561">
+    <w:abstractNumId w:val="9"/>
+  </w:num>
+  <w:num w:numId="9" w16cid:durableId="1494101456">
+    <w:abstractNumId w:val="2"/>
+  </w:num>
+  <w:num w:numId="10" w16cid:durableId="281038039">
     <w:abstractNumId w:val="5"/>
   </w:num>
-  <w:num w:numId="7" w16cid:durableId="432550561">
-    <w:abstractNumId w:val="2"/>
-  </w:num>
-  <w:num w:numId="8" w16cid:durableId="988284561">
-    <w:abstractNumId w:val="7"/>
-  </w:num>
-  <w:num w:numId="9" w16cid:durableId="1494101456">
+  <w:num w:numId="11" w16cid:durableId="1067193066">
     <w:abstractNumId w:val="1"/>
   </w:num>
 </w:numbering>
@@ -4401,7 +5038,6 @@
   <w:style w:type="character" w:default="1" w:styleId="a0">
     <w:name w:val="Default Paragraph Font"/>
     <w:uiPriority w:val="1"/>
-    <w:semiHidden/>
     <w:unhideWhenUsed/>
   </w:style>
   <w:style w:type="table" w:default="1" w:styleId="a1">
